--- a/docs/Manual_Utilizador_ESTFlix(1).docx
+++ b/docs/Manual_Utilizador_ESTFlix(1).docx
@@ -4,7 +4,6 @@
   <w:body>
     <w:p>
       <w:pPr>
-        <w:spacing w:before="1600"/>
         <w:jc w:val="center"/>
       </w:pPr>
       <w:r>
@@ -12,193 +11,10 @@
           <w:rFonts w:ascii="Calibri" w:hAnsi="Calibri"/>
           <w:b/>
           <w:color w:val="E50914"/>
-          <w:sz w:val="108"/>
+          <w:sz w:val="80"/>
         </w:rPr>
         <w:t>ESTFlix</w:t>
       </w:r>
-    </w:p>
-    <w:p>
-      <w:pPr>
-        <w:spacing w:after="800"/>
-        <w:jc w:val="center"/>
-      </w:pPr>
-      <w:r>
-        <w:rPr>
-          <w:color w:val="64748B"/>
-          <w:sz w:val="24"/>
-        </w:rPr>
-        <w:t>Plataforma Web de Streaming de Conteudos Multimedia</w:t>
-      </w:r>
-    </w:p>
-    <w:p>
-      <w:pPr>
-        <w:spacing w:after="160"/>
-        <w:jc w:val="center"/>
-      </w:pPr>
-      <w:r>
-        <w:rPr>
-          <w:b/>
-          <w:color w:val="0F172A"/>
-          <w:sz w:val="44"/>
-        </w:rPr>
-        <w:t>Manual de Utilizador</w:t>
-      </w:r>
-    </w:p>
-    <w:p>
-      <w:pPr>
-        <w:spacing w:after="800"/>
-        <w:jc w:val="center"/>
-      </w:pPr>
-      <w:r>
-        <w:rPr>
-          <w:color w:val="64748B"/>
-          <w:sz w:val="22"/>
-        </w:rPr>
-        <w:t>Programacao Web - CTPSI - IPS  |  Ano letivo 2025/2026</w:t>
-      </w:r>
-    </w:p>
-    <w:tbl>
-      <w:tblPr>
-        <w:tblW w:type="auto" w:w="0"/>
-        <w:jc w:val="center"/>
-        <w:tblLook w:firstColumn="1" w:firstRow="1" w:lastColumn="0" w:lastRow="0" w:noHBand="0" w:noVBand="1" w:val="04A0"/>
-      </w:tblPr>
-      <w:tblGrid>
-        <w:gridCol w:w="4618"/>
-        <w:gridCol w:w="4618"/>
-      </w:tblGrid>
-      <w:tr>
-        <w:tc>
-          <w:tcPr>
-            <w:tcW w:type="dxa" w:w="4618"/>
-          </w:tcPr>
-          <w:p>
-            <w:pPr>
-              <w:jc w:val="right"/>
-            </w:pPr>
-            <w:r>
-              <w:rPr>
-                <w:color w:val="64748B"/>
-                <w:sz w:val="22"/>
-              </w:rPr>
-              <w:t>Alunos</w:t>
-            </w:r>
-          </w:p>
-        </w:tc>
-        <w:tc>
-          <w:tcPr>
-            <w:tcW w:type="dxa" w:w="4618"/>
-          </w:tcPr>
-          <w:p>
-            <w:r>
-              <w:rPr>
-                <w:sz w:val="22"/>
-              </w:rPr>
-              <w:t>Rodrigo  -  N.o 2025126234</w:t>
-            </w:r>
-          </w:p>
-        </w:tc>
-      </w:tr>
-      <w:tr>
-        <w:tc>
-          <w:tcPr>
-            <w:tcW w:type="dxa" w:w="4618"/>
-          </w:tcPr>
-          <w:p>
-            <w:pPr>
-              <w:jc w:val="right"/>
-            </w:pPr>
-            <w:r>
-              <w:rPr>
-                <w:color w:val="64748B"/>
-                <w:sz w:val="22"/>
-              </w:rPr>
-            </w:r>
-          </w:p>
-        </w:tc>
-        <w:tc>
-          <w:tcPr>
-            <w:tcW w:type="dxa" w:w="4618"/>
-          </w:tcPr>
-          <w:p>
-            <w:r>
-              <w:rPr>
-                <w:sz w:val="22"/>
-              </w:rPr>
-              <w:t>Zivile Sink  -  N.o 2025166759</w:t>
-            </w:r>
-          </w:p>
-        </w:tc>
-      </w:tr>
-      <w:tr>
-        <w:tc>
-          <w:tcPr>
-            <w:tcW w:type="dxa" w:w="4618"/>
-          </w:tcPr>
-          <w:p>
-            <w:pPr>
-              <w:jc w:val="right"/>
-            </w:pPr>
-            <w:r>
-              <w:rPr>
-                <w:color w:val="64748B"/>
-                <w:sz w:val="22"/>
-              </w:rPr>
-              <w:t>E-mail</w:t>
-            </w:r>
-          </w:p>
-        </w:tc>
-        <w:tc>
-          <w:tcPr>
-            <w:tcW w:type="dxa" w:w="4618"/>
-          </w:tcPr>
-          <w:p>
-            <w:r>
-              <w:rPr>
-                <w:sz w:val="22"/>
-              </w:rPr>
-              <w:t>info@evolsolutions.pt</w:t>
-            </w:r>
-          </w:p>
-        </w:tc>
-      </w:tr>
-      <w:tr>
-        <w:tc>
-          <w:tcPr>
-            <w:tcW w:type="dxa" w:w="4618"/>
-          </w:tcPr>
-          <w:p>
-            <w:pPr>
-              <w:jc w:val="right"/>
-            </w:pPr>
-            <w:r>
-              <w:rPr>
-                <w:color w:val="64748B"/>
-                <w:sz w:val="22"/>
-              </w:rPr>
-              <w:t>Data</w:t>
-            </w:r>
-          </w:p>
-        </w:tc>
-        <w:tc>
-          <w:tcPr>
-            <w:tcW w:type="dxa" w:w="4618"/>
-          </w:tcPr>
-          <w:p>
-            <w:r>
-              <w:rPr>
-                <w:sz w:val="22"/>
-              </w:rPr>
-              <w:t>Junho 2026</w:t>
-            </w:r>
-          </w:p>
-        </w:tc>
-      </w:tr>
-    </w:tbl>
-    <w:p>
-      <w:pPr>
-        <w:spacing w:after="1000"/>
-      </w:pPr>
     </w:p>
     <w:p>
       <w:pPr>
@@ -206,10 +22,77 @@
       </w:pPr>
       <w:r>
         <w:rPr>
+          <w:rFonts w:ascii="Calibri" w:hAnsi="Calibri"/>
+          <w:b w:val="0"/>
+          <w:color w:val="334155"/>
+          <w:sz w:val="28"/>
+        </w:rPr>
+        <w:t>Plataforma Web de Streaming de Conteúdos Multimédia</w:t>
+      </w:r>
+    </w:p>
+    <w:p>
+      <w:pPr>
+        <w:jc w:val="center"/>
+        <w:pBdr>
+          <w:bottom w:val="single" w:sz="8" w:space="4" w:color="E51914"/>
+        </w:pBdr>
+      </w:pPr>
+      <w:r>
+        <w:rPr>
+          <w:rFonts w:ascii="Calibri" w:hAnsi="Calibri"/>
+          <w:b/>
+          <w:color w:val="0F172A"/>
+          <w:sz w:val="40"/>
+        </w:rPr>
+        <w:t>Manual de Utilizador</w:t>
+      </w:r>
+    </w:p>
+    <w:p/>
+    <w:p/>
+    <w:p>
+      <w:pPr>
+        <w:jc w:val="center"/>
+      </w:pPr>
+      <w:r>
+        <w:rPr>
+          <w:rFonts w:ascii="Calibri" w:hAnsi="Calibri"/>
+          <w:b w:val="0"/>
+          <w:color w:val="64748B"/>
+          <w:sz w:val="22"/>
+        </w:rPr>
+        <w:t>Programação Web — CTPSI — IPS  |  Ano letivo 2025/2026</w:t>
+      </w:r>
+    </w:p>
+    <w:p>
+      <w:pPr>
+        <w:jc w:val="center"/>
+      </w:pPr>
+      <w:r>
+        <w:rPr>
+          <w:rFonts w:ascii="Calibri" w:hAnsi="Calibri"/>
+          <w:b w:val="0"/>
+          <w:color w:val="64748B"/>
+          <w:sz w:val="22"/>
+        </w:rPr>
+        <w:t>N.º grupo: ___  |  N.º alunos: ___</w:t>
+      </w:r>
+    </w:p>
+    <w:p/>
+    <w:p/>
+    <w:p/>
+    <w:p/>
+    <w:p>
+      <w:pPr>
+        <w:jc w:val="center"/>
+      </w:pPr>
+      <w:r>
+        <w:rPr>
+          <w:rFonts w:ascii="Calibri" w:hAnsi="Calibri"/>
+          <w:b w:val="0"/>
           <w:color w:val="64748B"/>
           <w:sz w:val="20"/>
         </w:rPr>
-        <w:t>Instituto Politecnico de Setubal - Escola Superior de Tecnologia de Setubal</w:t>
+        <w:t>Instituto Politécnico de Setúbal — Escola Superior de Tecnologia de Setúbal</w:t>
       </w:r>
     </w:p>
     <w:p>
@@ -219,23 +102,33 @@
     </w:p>
     <w:p>
       <w:pPr>
-        <w:pStyle w:val="Heading1"/>
         <w:pBdr>
-          <w:bottom w:val="single" w:sz="8" w:space="4" w:color="E50914"/>
+          <w:bottom w:val="single" w:sz="8" w:space="4" w:color="E51914"/>
         </w:pBdr>
-        <w:spacing w:before="400" w:after="200"/>
+        <w:spacing w:after="120"/>
       </w:pPr>
       <w:r>
-        <w:t>1. Introducao</w:t>
+        <w:rPr>
+          <w:rFonts w:ascii="Calibri" w:hAnsi="Calibri"/>
+          <w:b/>
+          <w:color w:val="0F172A"/>
+          <w:sz w:val="32"/>
+        </w:rPr>
+        <w:t>1. Introdução</w:t>
       </w:r>
     </w:p>
     <w:p>
       <w:pPr>
-        <w:pStyle w:val="Heading2"/>
-        <w:spacing w:before="280" w:after="120"/>
+        <w:spacing w:before="160" w:after="80"/>
       </w:pPr>
       <w:r>
-        <w:t>1.1 O que e a ESTFlix?</w:t>
+        <w:rPr>
+          <w:rFonts w:ascii="Calibri" w:hAnsi="Calibri"/>
+          <w:b/>
+          <w:color w:val="334155"/>
+          <w:sz w:val="26"/>
+        </w:rPr>
+        <w:t>1.1 O que é a ESTFlix?</w:t>
       </w:r>
     </w:p>
     <w:p>
@@ -243,7 +136,13 @@
         <w:spacing w:after="120"/>
       </w:pPr>
       <w:r>
-        <w:t>A ESTFlix e uma plataforma web de streaming de conteudos multimédia desenvolvida no âmbito da UC de Programacao Web do curso CTPSI do IPS. Inspirada em plataformas como Netflix, permite aos utilizadores explorar um catalogo de filmes e series, guardar favoritos, acompanhar o historico de visualizacoes e receber recomendacoes personalizadas.</w:t>
+        <w:rPr>
+          <w:rFonts w:ascii="Calibri" w:hAnsi="Calibri"/>
+          <w:b w:val="0"/>
+          <w:color w:val="334155"/>
+          <w:sz w:val="22"/>
+        </w:rPr>
+        <w:t>A ESTFlix é uma plataforma web de streaming de conteúdos multimédia desenvolvida no âmbito da UC de Programação Web do CTPSI (IPS). Permite registar uma conta, gerir perfis, explorar um catálogo de filmes e séries, guardar favoritos e acompanhar o histórico de visualizações.</w:t>
       </w:r>
     </w:p>
     <w:p>
@@ -251,179 +150,297 @@
         <w:spacing w:after="120"/>
       </w:pPr>
       <w:r>
-        <w:t>A aplicacao e totalmente web e e acedida atraves de qualquer browser moderno via http://localhost:3000.</w:t>
+        <w:rPr>
+          <w:rFonts w:ascii="Calibri" w:hAnsi="Calibri"/>
+          <w:b w:val="0"/>
+          <w:color w:val="334155"/>
+          <w:sz w:val="22"/>
+        </w:rPr>
+        <w:t>A aplicação é totalmente web e é acedida através de qualquer browser moderno via http://localhost:3000.</w:t>
       </w:r>
     </w:p>
     <w:p>
       <w:pPr>
-        <w:pStyle w:val="Heading2"/>
-        <w:spacing w:before="280" w:after="120"/>
+        <w:spacing w:before="160" w:after="80"/>
       </w:pPr>
       <w:r>
-        <w:t>1.2 Para quem e?</w:t>
+        <w:rPr>
+          <w:rFonts w:ascii="Calibri" w:hAnsi="Calibri"/>
+          <w:b/>
+          <w:color w:val="334155"/>
+          <w:sz w:val="26"/>
+        </w:rPr>
+        <w:t>1.2 Para quem é?</w:t>
       </w:r>
     </w:p>
     <w:p>
       <w:pPr>
-        <w:pStyle w:val="ListBullet"/>
-        <w:spacing w:after="60"/>
+        <w:spacing w:after="40"/>
+        <w:ind w:left="283"/>
       </w:pPr>
       <w:r>
-        <w:t>Utilizador comum: explora o catalogo, escolhe um perfil, guarda favoritos e ve o historico.</w:t>
+        <w:rPr>
+          <w:rFonts w:ascii="Calibri" w:hAnsi="Calibri"/>
+          <w:b w:val="0"/>
+          <w:color w:val="334155"/>
+          <w:sz w:val="22"/>
+        </w:rPr>
+        <w:t>•  Utilizador comum: explora o catálogo, escolhe um perfil, guarda favoritos e vê o histórico.</w:t>
       </w:r>
     </w:p>
     <w:p>
       <w:pPr>
-        <w:pStyle w:val="ListBullet"/>
-        <w:spacing w:after="60"/>
+        <w:spacing w:after="40"/>
+        <w:ind w:left="283"/>
       </w:pPr>
       <w:r>
-        <w:t>Administrador: gere o catalogo (criar, editar, apagar conteudos e categorias) atraves do painel de administracao.</w:t>
+        <w:rPr>
+          <w:rFonts w:ascii="Calibri" w:hAnsi="Calibri"/>
+          <w:b w:val="0"/>
+          <w:color w:val="334155"/>
+          <w:sz w:val="22"/>
+        </w:rPr>
+        <w:t>•  Administrador: gere o catálogo (criar, editar, apagar conteúdos e categorias) através do painel de administração.</w:t>
+      </w:r>
+    </w:p>
+    <w:p/>
+    <w:p>
+      <w:pPr>
+        <w:spacing w:before="160" w:after="80"/>
+      </w:pPr>
+      <w:r>
+        <w:rPr>
+          <w:rFonts w:ascii="Calibri" w:hAnsi="Calibri"/>
+          <w:b/>
+          <w:color w:val="334155"/>
+          <w:sz w:val="26"/>
+        </w:rPr>
+        <w:t>1.3 Funcionalidades disponíveis</w:t>
       </w:r>
     </w:p>
     <w:p>
       <w:pPr>
-        <w:pStyle w:val="Heading2"/>
-        <w:spacing w:before="280" w:after="120"/>
+        <w:spacing w:after="40"/>
+        <w:ind w:left="283"/>
       </w:pPr>
       <w:r>
-        <w:t>1.3 Funcionalidades disponiveis</w:t>
+        <w:rPr>
+          <w:rFonts w:ascii="Calibri" w:hAnsi="Calibri"/>
+          <w:b w:val="0"/>
+          <w:color w:val="334155"/>
+          <w:sz w:val="22"/>
+        </w:rPr>
+        <w:t>•  Registo e login com e-mail e password</w:t>
       </w:r>
     </w:p>
     <w:p>
       <w:pPr>
-        <w:pStyle w:val="ListBullet"/>
-        <w:spacing w:after="60"/>
+        <w:spacing w:after="40"/>
+        <w:ind w:left="283"/>
       </w:pPr>
       <w:r>
-        <w:t>Registo e login com e-mail e password</w:t>
+        <w:rPr>
+          <w:rFonts w:ascii="Calibri" w:hAnsi="Calibri"/>
+          <w:b w:val="0"/>
+          <w:color w:val="334155"/>
+          <w:sz w:val="22"/>
+        </w:rPr>
+        <w:t>•  Gestão de múltiplos perfis por conta (criar, editar, apagar)</w:t>
       </w:r>
     </w:p>
     <w:p>
       <w:pPr>
-        <w:pStyle w:val="ListBullet"/>
-        <w:spacing w:after="60"/>
+        <w:spacing w:after="40"/>
+        <w:ind w:left="283"/>
       </w:pPr>
       <w:r>
-        <w:t>Gestao de multiplos perfis por conta (criar, editar, apagar)</w:t>
+        <w:rPr>
+          <w:rFonts w:ascii="Calibri" w:hAnsi="Calibri"/>
+          <w:b w:val="0"/>
+          <w:color w:val="334155"/>
+          <w:sz w:val="22"/>
+        </w:rPr>
+        <w:t>•  Navegação e pesquisa no catálogo (por tipo, categoria e texto)</w:t>
       </w:r>
     </w:p>
     <w:p>
       <w:pPr>
-        <w:pStyle w:val="ListBullet"/>
-        <w:spacing w:after="60"/>
+        <w:spacing w:after="40"/>
+        <w:ind w:left="283"/>
       </w:pPr>
       <w:r>
-        <w:t>Navegacao e pesquisa no catalogo (por tipo, categoria e texto)</w:t>
+        <w:rPr>
+          <w:rFonts w:ascii="Calibri" w:hAnsi="Calibri"/>
+          <w:b w:val="0"/>
+          <w:color w:val="334155"/>
+          <w:sz w:val="22"/>
+        </w:rPr>
+        <w:t>•  Adicionar/remover conteúdos da lista de favoritos</w:t>
       </w:r>
     </w:p>
     <w:p>
       <w:pPr>
-        <w:pStyle w:val="ListBullet"/>
-        <w:spacing w:after="60"/>
+        <w:spacing w:after="40"/>
+        <w:ind w:left="283"/>
       </w:pPr>
       <w:r>
-        <w:t>Adicionar/remover conteudos da lista de favoritos</w:t>
+        <w:rPr>
+          <w:rFonts w:ascii="Calibri" w:hAnsi="Calibri"/>
+          <w:b w:val="0"/>
+          <w:color w:val="334155"/>
+          <w:sz w:val="22"/>
+        </w:rPr>
+        <w:t>•  Registo automático de histórico de visualizações</w:t>
       </w:r>
     </w:p>
     <w:p>
       <w:pPr>
-        <w:pStyle w:val="ListBullet"/>
-        <w:spacing w:after="60"/>
+        <w:spacing w:after="40"/>
+        <w:ind w:left="283"/>
       </w:pPr>
       <w:r>
-        <w:t>Registo automatico de historico de visualizacoes</w:t>
+        <w:rPr>
+          <w:rFonts w:ascii="Calibri" w:hAnsi="Calibri"/>
+          <w:b w:val="0"/>
+          <w:color w:val="334155"/>
+          <w:sz w:val="22"/>
+        </w:rPr>
+        <w:t>•  Recomendações personalizadas com base no histórico</w:t>
       </w:r>
     </w:p>
     <w:p>
       <w:pPr>
-        <w:pStyle w:val="ListBullet"/>
-        <w:spacing w:after="60"/>
+        <w:spacing w:after="40"/>
+        <w:ind w:left="283"/>
       </w:pPr>
       <w:r>
-        <w:t>Recomendacoes personalizadas com base no historico</w:t>
+        <w:rPr>
+          <w:rFonts w:ascii="Calibri" w:hAnsi="Calibri"/>
+          <w:b w:val="0"/>
+          <w:color w:val="334155"/>
+          <w:sz w:val="22"/>
+        </w:rPr>
+        <w:t>•  Menu hamburger em dispositivos móveis (ecrãs ≤ 600 px)</w:t>
       </w:r>
     </w:p>
     <w:p>
       <w:pPr>
-        <w:pStyle w:val="ListBullet"/>
-        <w:spacing w:after="60"/>
+        <w:spacing w:after="40"/>
+        <w:ind w:left="283"/>
       </w:pPr>
       <w:r>
-        <w:t>Menu hamburger em dispositivos moveis (ecras &lt;= 600px)</w:t>
+        <w:rPr>
+          <w:rFonts w:ascii="Calibri" w:hAnsi="Calibri"/>
+          <w:b w:val="0"/>
+          <w:color w:val="334155"/>
+          <w:sz w:val="22"/>
+        </w:rPr>
+        <w:t>•  Área de administração: CRUD completo de conteúdos e categorias</w:t>
+      </w:r>
+    </w:p>
+    <w:p/>
+    <w:p>
+      <w:pPr>
+        <w:pBdr>
+          <w:bottom w:val="single" w:sz="8" w:space="4" w:color="E51914"/>
+        </w:pBdr>
+        <w:spacing w:after="120"/>
+      </w:pPr>
+      <w:r>
+        <w:rPr>
+          <w:rFonts w:ascii="Calibri" w:hAnsi="Calibri"/>
+          <w:b/>
+          <w:color w:val="0F172A"/>
+          <w:sz w:val="32"/>
+        </w:rPr>
+        <w:t>2. Instalação e Configuração</w:t>
       </w:r>
     </w:p>
     <w:p>
       <w:pPr>
-        <w:pStyle w:val="ListBullet"/>
-        <w:spacing w:after="60"/>
+        <w:spacing w:before="160" w:after="80"/>
       </w:pPr>
       <w:r>
-        <w:t>Area de administracao: CRUD completo de conteudos e categorias</w:t>
-      </w:r>
-    </w:p>
-    <w:p>
-      <w:pPr>
-        <w:pStyle w:val="Heading1"/>
-        <w:pBdr>
-          <w:bottom w:val="single" w:sz="8" w:space="4" w:color="E50914"/>
-        </w:pBdr>
-        <w:spacing w:before="400" w:after="200"/>
-      </w:pPr>
-      <w:r>
-        <w:t>2. Instalacao e Configuracao</w:t>
-      </w:r>
-    </w:p>
-    <w:p>
-      <w:pPr>
-        <w:pStyle w:val="Heading2"/>
-        <w:spacing w:before="280" w:after="120"/>
-      </w:pPr>
-      <w:r>
+        <w:rPr>
+          <w:rFonts w:ascii="Calibri" w:hAnsi="Calibri"/>
+          <w:b/>
+          <w:color w:val="334155"/>
+          <w:sz w:val="26"/>
+        </w:rPr>
         <w:t>2.1 Requisitos</w:t>
       </w:r>
     </w:p>
     <w:p>
       <w:pPr>
-        <w:pStyle w:val="ListBullet"/>
-        <w:spacing w:after="60"/>
+        <w:spacing w:after="40"/>
+        <w:ind w:left="283"/>
       </w:pPr>
       <w:r>
-        <w:t>Node.js versao 18 ou superior</w:t>
+        <w:rPr>
+          <w:rFonts w:ascii="Calibri" w:hAnsi="Calibri"/>
+          <w:b w:val="0"/>
+          <w:color w:val="334155"/>
+          <w:sz w:val="22"/>
+        </w:rPr>
+        <w:t>•  Node.js versão 18 ou superior</w:t>
       </w:r>
     </w:p>
     <w:p>
       <w:pPr>
-        <w:pStyle w:val="ListBullet"/>
-        <w:spacing w:after="60"/>
+        <w:spacing w:after="40"/>
+        <w:ind w:left="283"/>
       </w:pPr>
       <w:r>
-        <w:t>MySQL 8.x (via MAMP, XAMPP, ou instalacao direta)</w:t>
+        <w:rPr>
+          <w:rFonts w:ascii="Calibri" w:hAnsi="Calibri"/>
+          <w:b w:val="0"/>
+          <w:color w:val="334155"/>
+          <w:sz w:val="22"/>
+        </w:rPr>
+        <w:t>•  MySQL 8.x (via MAMP, XAMPP, ou instalação direta)</w:t>
       </w:r>
     </w:p>
     <w:p>
       <w:pPr>
-        <w:pStyle w:val="ListBullet"/>
-        <w:spacing w:after="60"/>
+        <w:spacing w:after="40"/>
+        <w:ind w:left="283"/>
       </w:pPr>
       <w:r>
-        <w:t>Browser moderno (Chrome, Firefox, Edge, Safari)</w:t>
+        <w:rPr>
+          <w:rFonts w:ascii="Calibri" w:hAnsi="Calibri"/>
+          <w:b w:val="0"/>
+          <w:color w:val="334155"/>
+          <w:sz w:val="22"/>
+        </w:rPr>
+        <w:t>•  Browser moderno (Chrome, Firefox, Edge, Safari)</w:t>
+      </w:r>
+    </w:p>
+    <w:p/>
+    <w:p>
+      <w:pPr>
+        <w:spacing w:before="160" w:after="80"/>
+      </w:pPr>
+      <w:r>
+        <w:rPr>
+          <w:rFonts w:ascii="Calibri" w:hAnsi="Calibri"/>
+          <w:b/>
+          <w:color w:val="334155"/>
+          <w:sz w:val="26"/>
+        </w:rPr>
+        <w:t>2.2 Passos de instalação</w:t>
       </w:r>
     </w:p>
     <w:p>
       <w:pPr>
-        <w:pStyle w:val="Heading2"/>
-        <w:spacing w:before="280" w:after="120"/>
+        <w:spacing w:before="120" w:after="40"/>
       </w:pPr>
       <w:r>
-        <w:t>2.2 Passos de instalacao</w:t>
-      </w:r>
-    </w:p>
-    <w:p>
-      <w:pPr>
-        <w:spacing w:after="120"/>
-      </w:pPr>
-      <w:r>
+        <w:rPr>
+          <w:rFonts w:ascii="Calibri" w:hAnsi="Calibri"/>
+          <w:b/>
+          <w:color w:val="E50914"/>
+          <w:sz w:val="22"/>
+        </w:rPr>
         <w:t>Passo 1 — Iniciar o MySQL</w:t>
       </w:r>
     </w:p>
@@ -432,7 +449,64 @@
         <w:spacing w:after="120"/>
       </w:pPr>
       <w:r>
-        <w:t>Abrir o MAMP e clicar em Start Servers. Aguardar ate o MySQL ficar ativo.</w:t>
+        <w:rPr>
+          <w:rFonts w:ascii="Calibri" w:hAnsi="Calibri"/>
+          <w:b w:val="0"/>
+          <w:color w:val="334155"/>
+          <w:sz w:val="22"/>
+        </w:rPr>
+        <w:t>Abrir o MAMP e clicar em Start Servers. Aguardar até o MySQL ficar ativo.</w:t>
+      </w:r>
+    </w:p>
+    <w:p>
+      <w:pPr>
+        <w:spacing w:before="120" w:after="40"/>
+      </w:pPr>
+      <w:r>
+        <w:rPr>
+          <w:rFonts w:ascii="Calibri" w:hAnsi="Calibri"/>
+          <w:b/>
+          <w:color w:val="E50914"/>
+          <w:sz w:val="22"/>
+        </w:rPr>
+        <w:t>Passo 2 — Criar a base de dados</w:t>
+      </w:r>
+    </w:p>
+    <w:p>
+      <w:pPr>
+        <w:shd w:val="clear" w:color="auto" w:fill="F1F5F9"/>
+        <w:pBdr>
+          <w:left w:val="single" w:sz="24" w:space="8" w:color="E51914"/>
+        </w:pBdr>
+        <w:spacing w:after="0" w:before="80"/>
+      </w:pPr>
+      <w:r>
+        <w:rPr>
+          <w:rFonts w:ascii="Consolas" w:hAnsi="Consolas"/>
+          <w:b w:val="0"/>
+          <w:color w:val="0F172A"/>
+          <w:sz w:val="18"/>
+        </w:rPr>
+        <w:t>mysql -u root -proot &lt; schema.sql</w:t>
+      </w:r>
+    </w:p>
+    <w:p>
+      <w:pPr>
+        <w:spacing w:after="80"/>
+      </w:pPr>
+    </w:p>
+    <w:p>
+      <w:pPr>
+        <w:spacing w:before="120" w:after="40"/>
+      </w:pPr>
+      <w:r>
+        <w:rPr>
+          <w:rFonts w:ascii="Calibri" w:hAnsi="Calibri"/>
+          <w:b/>
+          <w:color w:val="E50914"/>
+          <w:sz w:val="22"/>
+        </w:rPr>
+        <w:t>Passo 3 — Popular a base de dados (escolher uma opção)</w:t>
       </w:r>
     </w:p>
     <w:p>
@@ -440,24 +514,569 @@
         <w:spacing w:after="120"/>
       </w:pPr>
       <w:r>
-        <w:t>Passo 2 — Criar a base de dados:</w:t>
+        <w:rPr>
+          <w:rFonts w:ascii="Calibri" w:hAnsi="Calibri"/>
+          <w:b w:val="0"/>
+          <w:color w:val="334155"/>
+          <w:sz w:val="22"/>
+        </w:rPr>
+        <w:t>Opção A — SQL puro (recomendada para avaliação; não requer Node.js):</w:t>
       </w:r>
     </w:p>
     <w:p>
       <w:pPr>
-        <w:spacing w:before="20" w:after="20"/>
-        <w:ind w:left="227"/>
         <w:shd w:val="clear" w:color="auto" w:fill="F1F5F9"/>
         <w:pBdr>
-          <w:left w:val="single" w:sz="12" w:space="6" w:color="E50914"/>
+          <w:left w:val="single" w:sz="24" w:space="8" w:color="E51914"/>
         </w:pBdr>
+        <w:spacing w:after="0" w:before="80"/>
       </w:pPr>
       <w:r>
         <w:rPr>
           <w:rFonts w:ascii="Consolas" w:hAnsi="Consolas"/>
+          <w:b w:val="0"/>
+          <w:color w:val="0F172A"/>
           <w:sz w:val="18"/>
         </w:rPr>
-        <w:t>mysql -u root -proot &lt; schema.sql</w:t>
+        <w:t>mysql -u root -proot estflix &lt; seed.sql</w:t>
+      </w:r>
+    </w:p>
+    <w:p>
+      <w:pPr>
+        <w:spacing w:after="80"/>
+      </w:pPr>
+    </w:p>
+    <w:p>
+      <w:pPr>
+        <w:spacing w:after="120"/>
+      </w:pPr>
+      <w:r>
+        <w:rPr>
+          <w:rFonts w:ascii="Calibri" w:hAnsi="Calibri"/>
+          <w:b w:val="0"/>
+          <w:color w:val="334155"/>
+          <w:sz w:val="22"/>
+        </w:rPr>
+        <w:t>Opção B — Node.js:</w:t>
+      </w:r>
+    </w:p>
+    <w:p>
+      <w:pPr>
+        <w:shd w:val="clear" w:color="auto" w:fill="F1F5F9"/>
+        <w:pBdr>
+          <w:left w:val="single" w:sz="24" w:space="8" w:color="E51914"/>
+        </w:pBdr>
+        <w:spacing w:after="0" w:before="80"/>
+      </w:pPr>
+      <w:r>
+        <w:rPr>
+          <w:rFonts w:ascii="Consolas" w:hAnsi="Consolas"/>
+          <w:b w:val="0"/>
+          <w:color w:val="0F172A"/>
+          <w:sz w:val="18"/>
+        </w:rPr>
+        <w:t>node seed.js</w:t>
+      </w:r>
+    </w:p>
+    <w:p>
+      <w:pPr>
+        <w:spacing w:after="80"/>
+      </w:pPr>
+    </w:p>
+    <w:p>
+      <w:pPr>
+        <w:spacing w:before="120" w:after="40"/>
+      </w:pPr>
+      <w:r>
+        <w:rPr>
+          <w:rFonts w:ascii="Calibri" w:hAnsi="Calibri"/>
+          <w:b/>
+          <w:color w:val="E50914"/>
+          <w:sz w:val="22"/>
+        </w:rPr>
+        <w:t>Utilizadores demo criados</w:t>
+      </w:r>
+    </w:p>
+    <w:tbl>
+      <w:tblPr>
+        <w:tblStyle w:val="TableGrid"/>
+        <w:tblW w:type="auto" w:w="0"/>
+        <w:jc w:val="center"/>
+        <w:tblLook w:firstColumn="1" w:firstRow="1" w:lastColumn="0" w:lastRow="0" w:noHBand="0" w:noVBand="1" w:val="04A0"/>
+      </w:tblPr>
+      <w:tblGrid>
+        <w:gridCol w:w="3024"/>
+        <w:gridCol w:w="3024"/>
+        <w:gridCol w:w="3024"/>
+      </w:tblGrid>
+      <w:tr>
+        <w:tc>
+          <w:tcPr>
+            <w:tcW w:type="dxa" w:w="3024"/>
+            <w:shd w:val="clear" w:color="auto" w:fill="0F172A"/>
+          </w:tcPr>
+          <w:p>
+            <w:r>
+              <w:rPr>
+                <w:rFonts w:ascii="Calibri" w:hAnsi="Calibri"/>
+                <w:b/>
+                <w:color w:val="FFFFFF"/>
+                <w:sz w:val="18"/>
+              </w:rPr>
+              <w:t>Email</w:t>
+            </w:r>
+          </w:p>
+        </w:tc>
+        <w:tc>
+          <w:tcPr>
+            <w:tcW w:type="dxa" w:w="3024"/>
+            <w:shd w:val="clear" w:color="auto" w:fill="0F172A"/>
+          </w:tcPr>
+          <w:p>
+            <w:r>
+              <w:rPr>
+                <w:rFonts w:ascii="Calibri" w:hAnsi="Calibri"/>
+                <w:b/>
+                <w:color w:val="FFFFFF"/>
+                <w:sz w:val="18"/>
+              </w:rPr>
+              <w:t>Password</w:t>
+            </w:r>
+          </w:p>
+        </w:tc>
+        <w:tc>
+          <w:tcPr>
+            <w:tcW w:type="dxa" w:w="3024"/>
+            <w:shd w:val="clear" w:color="auto" w:fill="0F172A"/>
+          </w:tcPr>
+          <w:p>
+            <w:r>
+              <w:rPr>
+                <w:rFonts w:ascii="Calibri" w:hAnsi="Calibri"/>
+                <w:b/>
+                <w:color w:val="FFFFFF"/>
+                <w:sz w:val="18"/>
+              </w:rPr>
+              <w:t>Papel</w:t>
+            </w:r>
+          </w:p>
+        </w:tc>
+      </w:tr>
+      <w:tr>
+        <w:tc>
+          <w:tcPr>
+            <w:tcW w:type="dxa" w:w="3024"/>
+            <w:shd w:val="clear" w:color="auto" w:fill="FFFFFF"/>
+          </w:tcPr>
+          <w:p>
+            <w:r>
+              <w:rPr>
+                <w:rFonts w:ascii="Calibri" w:hAnsi="Calibri"/>
+                <w:color w:val="0F172A"/>
+                <w:sz w:val="18"/>
+              </w:rPr>
+              <w:t>admin@estflix.test</w:t>
+            </w:r>
+          </w:p>
+        </w:tc>
+        <w:tc>
+          <w:tcPr>
+            <w:tcW w:type="dxa" w:w="3024"/>
+            <w:shd w:val="clear" w:color="auto" w:fill="FFFFFF"/>
+          </w:tcPr>
+          <w:p>
+            <w:r>
+              <w:rPr>
+                <w:rFonts w:ascii="Calibri" w:hAnsi="Calibri"/>
+                <w:color w:val="0F172A"/>
+                <w:sz w:val="18"/>
+              </w:rPr>
+              <w:t>admin</w:t>
+            </w:r>
+          </w:p>
+        </w:tc>
+        <w:tc>
+          <w:tcPr>
+            <w:tcW w:type="dxa" w:w="3024"/>
+            <w:shd w:val="clear" w:color="auto" w:fill="FFFFFF"/>
+          </w:tcPr>
+          <w:p>
+            <w:r>
+              <w:rPr>
+                <w:rFonts w:ascii="Calibri" w:hAnsi="Calibri"/>
+                <w:color w:val="0F172A"/>
+                <w:sz w:val="18"/>
+              </w:rPr>
+              <w:t>ADMIN</w:t>
+            </w:r>
+          </w:p>
+        </w:tc>
+      </w:tr>
+      <w:tr>
+        <w:tc>
+          <w:tcPr>
+            <w:tcW w:type="dxa" w:w="3024"/>
+            <w:shd w:val="clear" w:color="auto" w:fill="F8FAFC"/>
+          </w:tcPr>
+          <w:p>
+            <w:r>
+              <w:rPr>
+                <w:rFonts w:ascii="Calibri" w:hAnsi="Calibri"/>
+                <w:color w:val="0F172A"/>
+                <w:sz w:val="18"/>
+              </w:rPr>
+              <w:t>viewer@estflix.test</w:t>
+            </w:r>
+          </w:p>
+        </w:tc>
+        <w:tc>
+          <w:tcPr>
+            <w:tcW w:type="dxa" w:w="3024"/>
+            <w:shd w:val="clear" w:color="auto" w:fill="F8FAFC"/>
+          </w:tcPr>
+          <w:p>
+            <w:r>
+              <w:rPr>
+                <w:rFonts w:ascii="Calibri" w:hAnsi="Calibri"/>
+                <w:color w:val="0F172A"/>
+                <w:sz w:val="18"/>
+              </w:rPr>
+              <w:t>viewer</w:t>
+            </w:r>
+          </w:p>
+        </w:tc>
+        <w:tc>
+          <w:tcPr>
+            <w:tcW w:type="dxa" w:w="3024"/>
+            <w:shd w:val="clear" w:color="auto" w:fill="F8FAFC"/>
+          </w:tcPr>
+          <w:p>
+            <w:r>
+              <w:rPr>
+                <w:rFonts w:ascii="Calibri" w:hAnsi="Calibri"/>
+                <w:color w:val="0F172A"/>
+                <w:sz w:val="18"/>
+              </w:rPr>
+              <w:t>USER</w:t>
+            </w:r>
+          </w:p>
+        </w:tc>
+      </w:tr>
+    </w:tbl>
+    <w:p/>
+    <w:p>
+      <w:pPr>
+        <w:spacing w:before="120" w:after="40"/>
+      </w:pPr>
+      <w:r>
+        <w:rPr>
+          <w:rFonts w:ascii="Calibri" w:hAnsi="Calibri"/>
+          <w:b/>
+          <w:color w:val="E50914"/>
+          <w:sz w:val="22"/>
+        </w:rPr>
+        <w:t>Passo 4 — Instalar dependências (primeira vez)</w:t>
+      </w:r>
+    </w:p>
+    <w:p>
+      <w:pPr>
+        <w:shd w:val="clear" w:color="auto" w:fill="F1F5F9"/>
+        <w:pBdr>
+          <w:left w:val="single" w:sz="24" w:space="8" w:color="E51914"/>
+        </w:pBdr>
+        <w:spacing w:after="0" w:before="80"/>
+      </w:pPr>
+      <w:r>
+        <w:rPr>
+          <w:rFonts w:ascii="Consolas" w:hAnsi="Consolas"/>
+          <w:b w:val="0"/>
+          <w:color w:val="0F172A"/>
+          <w:sz w:val="18"/>
+        </w:rPr>
+        <w:t>npm install</w:t>
+      </w:r>
+    </w:p>
+    <w:p>
+      <w:pPr>
+        <w:spacing w:after="80"/>
+      </w:pPr>
+    </w:p>
+    <w:p>
+      <w:pPr>
+        <w:spacing w:before="160" w:after="80"/>
+      </w:pPr>
+      <w:r>
+        <w:rPr>
+          <w:rFonts w:ascii="Calibri" w:hAnsi="Calibri"/>
+          <w:b/>
+          <w:color w:val="334155"/>
+          <w:sz w:val="26"/>
+        </w:rPr>
+        <w:t>2.3 Iniciar o servidor</w:t>
+      </w:r>
+    </w:p>
+    <w:p>
+      <w:pPr>
+        <w:shd w:val="clear" w:color="auto" w:fill="F1F5F9"/>
+        <w:pBdr>
+          <w:left w:val="single" w:sz="24" w:space="8" w:color="E51914"/>
+        </w:pBdr>
+        <w:spacing w:after="0" w:before="80"/>
+      </w:pPr>
+      <w:r>
+        <w:rPr>
+          <w:rFonts w:ascii="Consolas" w:hAnsi="Consolas"/>
+          <w:b w:val="0"/>
+          <w:color w:val="0F172A"/>
+          <w:sz w:val="18"/>
+        </w:rPr>
+        <w:t>node server.js</w:t>
+      </w:r>
+    </w:p>
+    <w:p>
+      <w:pPr>
+        <w:spacing w:after="80"/>
+      </w:pPr>
+    </w:p>
+    <w:p>
+      <w:pPr>
+        <w:spacing w:after="120"/>
+      </w:pPr>
+      <w:r>
+        <w:rPr>
+          <w:rFonts w:ascii="Calibri" w:hAnsi="Calibri"/>
+          <w:b w:val="0"/>
+          <w:color w:val="334155"/>
+          <w:sz w:val="22"/>
+        </w:rPr>
+        <w:t>O terminal deverá mostrar:</w:t>
+      </w:r>
+    </w:p>
+    <w:p>
+      <w:pPr>
+        <w:shd w:val="clear" w:color="auto" w:fill="F1F5F9"/>
+        <w:pBdr>
+          <w:left w:val="single" w:sz="24" w:space="8" w:color="E51914"/>
+        </w:pBdr>
+        <w:spacing w:after="0" w:before="80"/>
+      </w:pPr>
+      <w:r>
+        <w:rPr>
+          <w:rFonts w:ascii="Consolas" w:hAnsi="Consolas"/>
+          <w:b w:val="0"/>
+          <w:color w:val="0F172A"/>
+          <w:sz w:val="18"/>
+        </w:rPr>
+        <w:t>ESTFlix a correr em http://localhost:3000</w:t>
+      </w:r>
+    </w:p>
+    <w:p>
+      <w:pPr>
+        <w:spacing w:after="80"/>
+      </w:pPr>
+    </w:p>
+    <w:p>
+      <w:pPr>
+        <w:shd w:val="clear" w:color="auto" w:fill="FFF7ED"/>
+        <w:pBdr>
+          <w:left w:val="single" w:sz="16" w:space="8" w:color="F59E0B"/>
+        </w:pBdr>
+        <w:spacing w:after="120"/>
+      </w:pPr>
+      <w:r>
+        <w:rPr>
+          <w:rFonts w:ascii="Calibri" w:hAnsi="Calibri"/>
+          <w:b/>
+          <w:color w:val="E50914"/>
+          <w:sz w:val="20"/>
+        </w:rPr>
+        <w:t xml:space="preserve">Nota: </w:t>
+      </w:r>
+      <w:r>
+        <w:rPr>
+          <w:rFonts w:ascii="Calibri" w:hAnsi="Calibri"/>
+          <w:b w:val="0"/>
+          <w:color w:val="334155"/>
+          <w:sz w:val="20"/>
+        </w:rPr>
+        <w:t>Abrir o browser em http://localhost:3000. A aplicação não funciona corretamente se aberta diretamente como ficheiro (file://).</w:t>
+      </w:r>
+    </w:p>
+    <w:p>
+      <w:pPr>
+        <w:pBdr>
+          <w:bottom w:val="single" w:sz="8" w:space="4" w:color="E51914"/>
+        </w:pBdr>
+        <w:spacing w:after="120"/>
+      </w:pPr>
+      <w:r>
+        <w:rPr>
+          <w:rFonts w:ascii="Calibri" w:hAnsi="Calibri"/>
+          <w:b/>
+          <w:color w:val="0F172A"/>
+          <w:sz w:val="32"/>
+        </w:rPr>
+        <w:t>3. Guia de Utilização</w:t>
+      </w:r>
+    </w:p>
+    <w:p>
+      <w:pPr>
+        <w:spacing w:before="160" w:after="80"/>
+      </w:pPr>
+      <w:r>
+        <w:rPr>
+          <w:rFonts w:ascii="Calibri" w:hAnsi="Calibri"/>
+          <w:b/>
+          <w:color w:val="334155"/>
+          <w:sz w:val="26"/>
+        </w:rPr>
+        <w:t>3.1 Registo de conta</w:t>
+      </w:r>
+    </w:p>
+    <w:p>
+      <w:pPr>
+        <w:spacing w:after="40"/>
+        <w:ind w:left="283"/>
+      </w:pPr>
+      <w:r>
+        <w:rPr>
+          <w:rFonts w:ascii="Calibri" w:hAnsi="Calibri"/>
+          <w:b w:val="0"/>
+          <w:color w:val="334155"/>
+          <w:sz w:val="22"/>
+        </w:rPr>
+        <w:t>1.  Ao aceder à aplicação pela primeira vez, é apresentada a página de login.</w:t>
+      </w:r>
+    </w:p>
+    <w:p>
+      <w:pPr>
+        <w:spacing w:after="40"/>
+        <w:ind w:left="283"/>
+      </w:pPr>
+      <w:r>
+        <w:rPr>
+          <w:rFonts w:ascii="Calibri" w:hAnsi="Calibri"/>
+          <w:b w:val="0"/>
+          <w:color w:val="334155"/>
+          <w:sz w:val="22"/>
+        </w:rPr>
+        <w:t>2.  Clicar no botão Create account.</w:t>
+      </w:r>
+    </w:p>
+    <w:p>
+      <w:pPr>
+        <w:spacing w:after="40"/>
+        <w:ind w:left="283"/>
+      </w:pPr>
+      <w:r>
+        <w:rPr>
+          <w:rFonts w:ascii="Calibri" w:hAnsi="Calibri"/>
+          <w:b w:val="0"/>
+          <w:color w:val="334155"/>
+          <w:sz w:val="22"/>
+        </w:rPr>
+        <w:t>3.  Introduzir nome, e-mail e password.</w:t>
+      </w:r>
+    </w:p>
+    <w:p>
+      <w:pPr>
+        <w:spacing w:after="40"/>
+        <w:ind w:left="283"/>
+      </w:pPr>
+      <w:r>
+        <w:rPr>
+          <w:rFonts w:ascii="Calibri" w:hAnsi="Calibri"/>
+          <w:b w:val="0"/>
+          <w:color w:val="334155"/>
+          <w:sz w:val="22"/>
+        </w:rPr>
+        <w:t>4.  Clicar em Register. A conta é criada e o login é feito automaticamente.</w:t>
+      </w:r>
+    </w:p>
+    <w:p/>
+    <w:p>
+      <w:pPr>
+        <w:spacing w:before="160" w:after="80"/>
+      </w:pPr>
+      <w:r>
+        <w:rPr>
+          <w:rFonts w:ascii="Calibri" w:hAnsi="Calibri"/>
+          <w:b/>
+          <w:color w:val="334155"/>
+          <w:sz w:val="26"/>
+        </w:rPr>
+        <w:t>3.2 Login</w:t>
+      </w:r>
+    </w:p>
+    <w:p>
+      <w:pPr>
+        <w:spacing w:after="40"/>
+        <w:ind w:left="283"/>
+      </w:pPr>
+      <w:r>
+        <w:rPr>
+          <w:rFonts w:ascii="Calibri" w:hAnsi="Calibri"/>
+          <w:b w:val="0"/>
+          <w:color w:val="334155"/>
+          <w:sz w:val="22"/>
+        </w:rPr>
+        <w:t>1.  Preencher o e-mail e a password no formulário.</w:t>
+      </w:r>
+    </w:p>
+    <w:p>
+      <w:pPr>
+        <w:spacing w:after="40"/>
+        <w:ind w:left="283"/>
+      </w:pPr>
+      <w:r>
+        <w:rPr>
+          <w:rFonts w:ascii="Calibri" w:hAnsi="Calibri"/>
+          <w:b w:val="0"/>
+          <w:color w:val="334155"/>
+          <w:sz w:val="22"/>
+        </w:rPr>
+        <w:t>2.  Clicar em Sign in. Se correto, é redirecionado para seleção de perfil.</w:t>
+      </w:r>
+    </w:p>
+    <w:p>
+      <w:pPr>
+        <w:shd w:val="clear" w:color="auto" w:fill="FFF7ED"/>
+        <w:pBdr>
+          <w:left w:val="single" w:sz="16" w:space="8" w:color="F59E0B"/>
+        </w:pBdr>
+        <w:spacing w:after="120"/>
+      </w:pPr>
+      <w:r>
+        <w:rPr>
+          <w:rFonts w:ascii="Calibri" w:hAnsi="Calibri"/>
+          <w:b/>
+          <w:color w:val="E50914"/>
+          <w:sz w:val="20"/>
+        </w:rPr>
+        <w:t xml:space="preserve">Nota: </w:t>
+      </w:r>
+      <w:r>
+        <w:rPr>
+          <w:rFonts w:ascii="Calibri" w:hAnsi="Calibri"/>
+          <w:b w:val="0"/>
+          <w:color w:val="334155"/>
+          <w:sz w:val="20"/>
+        </w:rPr>
+        <w:t>Se as credenciais forem incorretas é apresentada a mensagem "Invalid credentials." A password é sensível a maiúsculas/minúsculas.</w:t>
+      </w:r>
+    </w:p>
+    <w:p>
+      <w:pPr>
+        <w:spacing w:before="160" w:after="80"/>
+      </w:pPr>
+      <w:r>
+        <w:rPr>
+          <w:rFonts w:ascii="Calibri" w:hAnsi="Calibri"/>
+          <w:b/>
+          <w:color w:val="334155"/>
+          <w:sz w:val="26"/>
+        </w:rPr>
+        <w:t>3.3 Seleção, edição e eliminação de perfis</w:t>
       </w:r>
     </w:p>
     <w:p>
@@ -465,7 +1084,27 @@
         <w:spacing w:after="120"/>
       </w:pPr>
       <w:r>
-        <w:t>Passo 3 — Popular a base de dados (escolher uma opcao):</w:t>
+        <w:rPr>
+          <w:rFonts w:ascii="Calibri" w:hAnsi="Calibri"/>
+          <w:b w:val="0"/>
+          <w:color w:val="334155"/>
+          <w:sz w:val="22"/>
+        </w:rPr>
+        <w:t>Cada conta pode ter múltiplos perfis. Após o login, é apresentada a página de seleção de perfil.</w:t>
+      </w:r>
+    </w:p>
+    <w:p>
+      <w:pPr>
+        <w:spacing w:before="120" w:after="40"/>
+      </w:pPr>
+      <w:r>
+        <w:rPr>
+          <w:rFonts w:ascii="Calibri" w:hAnsi="Calibri"/>
+          <w:b/>
+          <w:color w:val="E50914"/>
+          <w:sz w:val="22"/>
+        </w:rPr>
+        <w:t>Selecionar perfil</w:t>
       </w:r>
     </w:p>
     <w:p>
@@ -473,24 +1112,27 @@
         <w:spacing w:after="120"/>
       </w:pPr>
       <w:r>
-        <w:t>Opcao A — SQL puro (recomendada para avaliacao, nao requer Node.js):</w:t>
+        <w:rPr>
+          <w:rFonts w:ascii="Calibri" w:hAnsi="Calibri"/>
+          <w:b w:val="0"/>
+          <w:color w:val="334155"/>
+          <w:sz w:val="22"/>
+        </w:rPr>
+        <w:t>Clicar em Use profile no cartão do perfil pretendido.</w:t>
       </w:r>
     </w:p>
     <w:p>
       <w:pPr>
-        <w:spacing w:before="20" w:after="20"/>
-        <w:ind w:left="227"/>
-        <w:shd w:val="clear" w:color="auto" w:fill="F1F5F9"/>
-        <w:pBdr>
-          <w:left w:val="single" w:sz="12" w:space="6" w:color="E50914"/>
-        </w:pBdr>
+        <w:spacing w:before="120" w:after="40"/>
       </w:pPr>
       <w:r>
         <w:rPr>
-          <w:rFonts w:ascii="Consolas" w:hAnsi="Consolas"/>
-          <w:sz w:val="18"/>
+          <w:rFonts w:ascii="Calibri" w:hAnsi="Calibri"/>
+          <w:b/>
+          <w:color w:val="E50914"/>
+          <w:sz w:val="22"/>
         </w:rPr>
-        <w:t>mysql -u root -proot estflix &lt; seed.sql</w:t>
+        <w:t>Criar perfil</w:t>
       </w:r>
     </w:p>
     <w:p>
@@ -498,24 +1140,160 @@
         <w:spacing w:after="120"/>
       </w:pPr>
       <w:r>
-        <w:t>Opcao B — Node.js:</w:t>
+        <w:rPr>
+          <w:rFonts w:ascii="Calibri" w:hAnsi="Calibri"/>
+          <w:b w:val="0"/>
+          <w:color w:val="334155"/>
+          <w:sz w:val="22"/>
+        </w:rPr>
+        <w:t>Preencher o nome no formulário Add profile e clicar em Create profile.</w:t>
       </w:r>
     </w:p>
     <w:p>
       <w:pPr>
-        <w:spacing w:before="20" w:after="20"/>
-        <w:ind w:left="227"/>
-        <w:shd w:val="clear" w:color="auto" w:fill="F1F5F9"/>
-        <w:pBdr>
-          <w:left w:val="single" w:sz="12" w:space="6" w:color="E50914"/>
-        </w:pBdr>
+        <w:spacing w:before="120" w:after="40"/>
       </w:pPr>
       <w:r>
         <w:rPr>
-          <w:rFonts w:ascii="Consolas" w:hAnsi="Consolas"/>
-          <w:sz w:val="18"/>
+          <w:rFonts w:ascii="Calibri" w:hAnsi="Calibri"/>
+          <w:b/>
+          <w:color w:val="E50914"/>
+          <w:sz w:val="22"/>
         </w:rPr>
-        <w:t>node seed.js</w:t>
+        <w:t>Editar perfil</w:t>
+      </w:r>
+    </w:p>
+    <w:p>
+      <w:pPr>
+        <w:spacing w:after="40"/>
+        <w:ind w:left="283"/>
+      </w:pPr>
+      <w:r>
+        <w:rPr>
+          <w:rFonts w:ascii="Calibri" w:hAnsi="Calibri"/>
+          <w:b w:val="0"/>
+          <w:color w:val="334155"/>
+          <w:sz w:val="22"/>
+        </w:rPr>
+        <w:t>1.  Clicar em Edit no cartão do perfil a alterar.</w:t>
+      </w:r>
+    </w:p>
+    <w:p>
+      <w:pPr>
+        <w:spacing w:after="40"/>
+        <w:ind w:left="283"/>
+      </w:pPr>
+      <w:r>
+        <w:rPr>
+          <w:rFonts w:ascii="Calibri" w:hAnsi="Calibri"/>
+          <w:b w:val="0"/>
+          <w:color w:val="334155"/>
+          <w:sz w:val="22"/>
+        </w:rPr>
+        <w:t>2.  O formulário passa a mostrar Save changes com o nome atual preenchido.</w:t>
+      </w:r>
+    </w:p>
+    <w:p>
+      <w:pPr>
+        <w:spacing w:after="40"/>
+        <w:ind w:left="283"/>
+      </w:pPr>
+      <w:r>
+        <w:rPr>
+          <w:rFonts w:ascii="Calibri" w:hAnsi="Calibri"/>
+          <w:b w:val="0"/>
+          <w:color w:val="334155"/>
+          <w:sz w:val="22"/>
+        </w:rPr>
+        <w:t>3.  Alterar o nome e clicar em Save changes. Clicar em Cancel para cancelar.</w:t>
+      </w:r>
+    </w:p>
+    <w:p/>
+    <w:p>
+      <w:pPr>
+        <w:spacing w:before="120" w:after="40"/>
+      </w:pPr>
+      <w:r>
+        <w:rPr>
+          <w:rFonts w:ascii="Calibri" w:hAnsi="Calibri"/>
+          <w:b/>
+          <w:color w:val="E50914"/>
+          <w:sz w:val="22"/>
+        </w:rPr>
+        <w:t>Eliminar perfil</w:t>
+      </w:r>
+    </w:p>
+    <w:p>
+      <w:pPr>
+        <w:spacing w:after="40"/>
+        <w:ind w:left="283"/>
+      </w:pPr>
+      <w:r>
+        <w:rPr>
+          <w:rFonts w:ascii="Calibri" w:hAnsi="Calibri"/>
+          <w:b w:val="0"/>
+          <w:color w:val="334155"/>
+          <w:sz w:val="22"/>
+        </w:rPr>
+        <w:t>1.  Clicar em Delete no cartão do perfil a eliminar.</w:t>
+      </w:r>
+    </w:p>
+    <w:p>
+      <w:pPr>
+        <w:spacing w:after="40"/>
+        <w:ind w:left="283"/>
+      </w:pPr>
+      <w:r>
+        <w:rPr>
+          <w:rFonts w:ascii="Calibri" w:hAnsi="Calibri"/>
+          <w:b w:val="0"/>
+          <w:color w:val="334155"/>
+          <w:sz w:val="22"/>
+        </w:rPr>
+        <w:t>2.  O perfil é removido juntamente com o seu histórico e favoritos.</w:t>
+      </w:r>
+    </w:p>
+    <w:p>
+      <w:pPr>
+        <w:spacing w:after="40"/>
+        <w:ind w:left="283"/>
+      </w:pPr>
+      <w:r>
+        <w:rPr>
+          <w:rFonts w:ascii="Calibri" w:hAnsi="Calibri"/>
+          <w:b w:val="0"/>
+          <w:color w:val="334155"/>
+          <w:sz w:val="22"/>
+        </w:rPr>
+        <w:t>3.  Se o perfil eliminado era o ativo, o sistema muda automaticamente para outro.</w:t>
+      </w:r>
+    </w:p>
+    <w:p/>
+    <w:p>
+      <w:pPr>
+        <w:shd w:val="clear" w:color="auto" w:fill="FFF7ED"/>
+        <w:pBdr>
+          <w:left w:val="single" w:sz="16" w:space="8" w:color="F59E0B"/>
+        </w:pBdr>
+        <w:spacing w:after="120"/>
+      </w:pPr>
+      <w:r>
+        <w:rPr>
+          <w:rFonts w:ascii="Calibri" w:hAnsi="Calibri"/>
+          <w:b/>
+          <w:color w:val="E50914"/>
+          <w:sz w:val="20"/>
+        </w:rPr>
+        <w:t xml:space="preserve">Nota: </w:t>
+      </w:r>
+      <w:r>
+        <w:rPr>
+          <w:rFonts w:ascii="Calibri" w:hAnsi="Calibri"/>
+          <w:b w:val="0"/>
+          <w:color w:val="334155"/>
+          <w:sz w:val="20"/>
+        </w:rPr>
+        <w:t>Não é possível eliminar o único perfil da conta. Se restar apenas um perfil, o botão Delete não tem efeito e é mostrada a mensagem "Cannot delete the only profile."</w:t>
       </w:r>
     </w:p>
     <w:p>
@@ -523,25 +1301,27 @@
         <w:spacing w:after="120"/>
       </w:pPr>
       <w:r>
-        <w:t>Utilizadores demo criados:</w:t>
+        <w:rPr>
+          <w:rFonts w:ascii="Calibri" w:hAnsi="Calibri"/>
+          <w:b w:val="0"/>
+          <w:color w:val="334155"/>
+          <w:sz w:val="22"/>
+        </w:rPr>
+        <w:t>Link de navegação dinâmico: na barra de navegação o link mostra "Change profile" quando existe sessão ativa, ou "Profiles" quando não há perfil selecionado.</w:t>
       </w:r>
     </w:p>
     <w:p>
       <w:pPr>
-        <w:pStyle w:val="ListBullet"/>
-        <w:spacing w:after="60"/>
+        <w:spacing w:before="160" w:after="80"/>
       </w:pPr>
       <w:r>
-        <w:t>admin@estflix.test  /  admin   (perfil ADMIN)</w:t>
-      </w:r>
-    </w:p>
-    <w:p>
-      <w:pPr>
-        <w:pStyle w:val="ListBullet"/>
-        <w:spacing w:after="60"/>
-      </w:pPr>
-      <w:r>
-        <w:t>viewer@estflix.test /  viewer  (perfil USER)</w:t>
+        <w:rPr>
+          <w:rFonts w:ascii="Calibri" w:hAnsi="Calibri"/>
+          <w:b/>
+          <w:color w:val="334155"/>
+          <w:sz w:val="26"/>
+        </w:rPr>
+        <w:t>3.4 Página principal (Home)</w:t>
       </w:r>
     </w:p>
     <w:p>
@@ -549,50 +1329,161 @@
         <w:spacing w:after="120"/>
       </w:pPr>
       <w:r>
-        <w:t>Passo 4 — Instalar dependencias (primeira vez):</w:t>
+        <w:rPr>
+          <w:rFonts w:ascii="Calibri" w:hAnsi="Calibri"/>
+          <w:b w:val="0"/>
+          <w:color w:val="334155"/>
+          <w:sz w:val="22"/>
+        </w:rPr>
+        <w:t>A página inicial apresenta o catálogo completo. A barra superior permite filtrar por texto, tipo (Filme / Série) e categoria.</w:t>
       </w:r>
     </w:p>
     <w:p>
       <w:pPr>
-        <w:spacing w:before="20" w:after="20"/>
-        <w:ind w:left="227"/>
+        <w:spacing w:before="120" w:after="40"/>
+      </w:pPr>
+      <w:r>
+        <w:rPr>
+          <w:rFonts w:ascii="Calibri" w:hAnsi="Calibri"/>
+          <w:b/>
+          <w:color w:val="E50914"/>
+          <w:sz w:val="22"/>
+        </w:rPr>
+        <w:t>Layout da barra de navegação</w:t>
+      </w:r>
+    </w:p>
+    <w:p>
+      <w:pPr>
         <w:shd w:val="clear" w:color="auto" w:fill="F1F5F9"/>
         <w:pBdr>
-          <w:left w:val="single" w:sz="12" w:space="6" w:color="E50914"/>
+          <w:left w:val="single" w:sz="24" w:space="8" w:color="E51914"/>
         </w:pBdr>
+        <w:spacing w:after="0" w:before="80"/>
       </w:pPr>
       <w:r>
         <w:rPr>
           <w:rFonts w:ascii="Consolas" w:hAnsi="Consolas"/>
+          <w:b w:val="0"/>
+          <w:color w:val="0F172A"/>
           <w:sz w:val="18"/>
         </w:rPr>
-        <w:t>npm install</w:t>
+        <w:t>Desktop:  EstFlix | Movies | Series | [ Pesquisa ]   My List | Change profile | Admin | [Logout]</w:t>
       </w:r>
     </w:p>
     <w:p>
       <w:pPr>
-        <w:pStyle w:val="Heading2"/>
-        <w:spacing w:before="280" w:after="120"/>
+        <w:shd w:val="clear" w:color="auto" w:fill="F1F5F9"/>
+        <w:pBdr>
+          <w:left w:val="single" w:sz="24" w:space="8" w:color="E51914"/>
+        </w:pBdr>
+        <w:spacing w:after="0" w:before="0"/>
       </w:pPr>
       <w:r>
-        <w:t>2.3 Iniciar o servidor</w:t>
+        <w:rPr>
+          <w:rFonts w:ascii="Consolas" w:hAnsi="Consolas"/>
+          <w:b w:val="0"/>
+          <w:color w:val="0F172A"/>
+          <w:sz w:val="18"/>
+        </w:rPr>
+        <w:t>Mobile:   EstFlix | Movies | Series                                                        [☰]</w:t>
       </w:r>
     </w:p>
     <w:p>
       <w:pPr>
-        <w:spacing w:before="20" w:after="20"/>
-        <w:ind w:left="227"/>
         <w:shd w:val="clear" w:color="auto" w:fill="F1F5F9"/>
         <w:pBdr>
-          <w:left w:val="single" w:sz="12" w:space="6" w:color="E50914"/>
+          <w:left w:val="single" w:sz="24" w:space="8" w:color="E51914"/>
         </w:pBdr>
+        <w:spacing w:after="0" w:before="0"/>
       </w:pPr>
       <w:r>
         <w:rPr>
           <w:rFonts w:ascii="Consolas" w:hAnsi="Consolas"/>
+          <w:b w:val="0"/>
+          <w:color w:val="0F172A"/>
           <w:sz w:val="18"/>
         </w:rPr>
-        <w:t>node server.js</w:t>
+        <w:t xml:space="preserve">          (ao clicar no botão ☰ os links aparecem em coluna; clicar fora fecha o menu)</w:t>
+      </w:r>
+    </w:p>
+    <w:p>
+      <w:pPr>
+        <w:spacing w:after="80"/>
+      </w:pPr>
+    </w:p>
+    <w:p>
+      <w:pPr>
+        <w:spacing w:after="40"/>
+        <w:ind w:left="283"/>
+      </w:pPr>
+      <w:r>
+        <w:rPr>
+          <w:rFonts w:ascii="Calibri" w:hAnsi="Calibri"/>
+          <w:b w:val="0"/>
+          <w:color w:val="334155"/>
+          <w:sz w:val="22"/>
+        </w:rPr>
+        <w:t>•  Destaque: o conteúdo com melhor classificação aparece em grande no topo.</w:t>
+      </w:r>
+    </w:p>
+    <w:p>
+      <w:pPr>
+        <w:spacing w:after="40"/>
+        <w:ind w:left="283"/>
+      </w:pPr>
+      <w:r>
+        <w:rPr>
+          <w:rFonts w:ascii="Calibri" w:hAnsi="Calibri"/>
+          <w:b w:val="0"/>
+          <w:color w:val="334155"/>
+          <w:sz w:val="22"/>
+        </w:rPr>
+        <w:t>•  Filtros: podem ser combinados (ex: Séries de Sci-Fi com "breaking" na pesquisa).</w:t>
+      </w:r>
+    </w:p>
+    <w:p>
+      <w:pPr>
+        <w:spacing w:after="40"/>
+        <w:ind w:left="283"/>
+      </w:pPr>
+      <w:r>
+        <w:rPr>
+          <w:rFonts w:ascii="Calibri" w:hAnsi="Calibri"/>
+          <w:b w:val="0"/>
+          <w:color w:val="334155"/>
+          <w:sz w:val="22"/>
+        </w:rPr>
+        <w:t>•  Recomendações: visíveis quando há histórico; baseadas nos géneros mais vistos.</w:t>
+      </w:r>
+    </w:p>
+    <w:p>
+      <w:pPr>
+        <w:spacing w:after="40"/>
+        <w:ind w:left="283"/>
+      </w:pPr>
+      <w:r>
+        <w:rPr>
+          <w:rFonts w:ascii="Calibri" w:hAnsi="Calibri"/>
+          <w:b w:val="0"/>
+          <w:color w:val="334155"/>
+          <w:sz w:val="22"/>
+        </w:rPr>
+        <w:t>•  Menu hamburger: em ecrãs ≤ 600 px os links ficam ocultos atrás do botão ☰.</w:t>
+      </w:r>
+    </w:p>
+    <w:p/>
+    <w:p>
+      <w:pPr>
+        <w:spacing w:before="160" w:after="80"/>
+      </w:pPr>
+      <w:r>
+        <w:rPr>
+          <w:rFonts w:ascii="Calibri" w:hAnsi="Calibri"/>
+          <w:b/>
+          <w:color w:val="334155"/>
+          <w:sz w:val="26"/>
+        </w:rPr>
+        <w:t>3.5 Detalhe de conteúdo</w:t>
       </w:r>
     </w:p>
     <w:p>
@@ -600,483 +1491,83 @@
         <w:spacing w:after="120"/>
       </w:pPr>
       <w:r>
-        <w:t>O terminal devera mostrar:</w:t>
+        <w:rPr>
+          <w:rFonts w:ascii="Calibri" w:hAnsi="Calibri"/>
+          <w:b w:val="0"/>
+          <w:color w:val="334155"/>
+          <w:sz w:val="22"/>
+        </w:rPr>
+        <w:t>Clicar num cartão ou no botão Details abre a página de detalhe.</w:t>
       </w:r>
     </w:p>
     <w:p>
       <w:pPr>
-        <w:spacing w:before="20" w:after="20"/>
-        <w:ind w:left="227"/>
-        <w:shd w:val="clear" w:color="auto" w:fill="F1F5F9"/>
-        <w:pBdr>
-          <w:left w:val="single" w:sz="12" w:space="6" w:color="E50914"/>
-        </w:pBdr>
+        <w:spacing w:after="40"/>
+        <w:ind w:left="283"/>
       </w:pPr>
       <w:r>
         <w:rPr>
-          <w:rFonts w:ascii="Consolas" w:hAnsi="Consolas"/>
-          <w:sz w:val="18"/>
+          <w:rFonts w:ascii="Calibri" w:hAnsi="Calibri"/>
+          <w:b w:val="0"/>
+          <w:color w:val="334155"/>
+          <w:sz w:val="22"/>
         </w:rPr>
-        <w:t>ESTFlix a correr em http://localhost:3000</w:t>
+        <w:t>•  Play now: regista a visualização no histórico. O contador de visionamentos atualiza-se.</w:t>
       </w:r>
     </w:p>
     <w:p>
       <w:pPr>
-        <w:spacing w:before="80" w:after="160"/>
-        <w:ind w:left="170"/>
-        <w:shd w:val="clear" w:color="auto" w:fill="F0FDF4"/>
-        <w:pBdr>
-          <w:left w:val="single" w:sz="16" w:space="6" w:color="22C55E"/>
-        </w:pBdr>
+        <w:spacing w:after="40"/>
+        <w:ind w:left="283"/>
       </w:pPr>
       <w:r>
         <w:rPr>
-          <w:sz w:val="20"/>
+          <w:rFonts w:ascii="Calibri" w:hAnsi="Calibri"/>
+          <w:b w:val="0"/>
+          <w:color w:val="334155"/>
+          <w:sz w:val="22"/>
         </w:rPr>
-        <w:t>Abrir o browser em http://localhost:3000. A aplicacao nao funciona corretamente se aberta diretamente como ficheiro (file://) — necessita sempre do servidor Node.js.</w:t>
+        <w:t>•  Add to my list / In my list: alterna entre adicionar e remover dos favoritos.</w:t>
       </w:r>
     </w:p>
     <w:p>
       <w:pPr>
-        <w:pStyle w:val="Heading1"/>
+        <w:shd w:val="clear" w:color="auto" w:fill="FFF7ED"/>
         <w:pBdr>
-          <w:bottom w:val="single" w:sz="8" w:space="4" w:color="E50914"/>
+          <w:left w:val="single" w:sz="16" w:space="8" w:color="F59E0B"/>
         </w:pBdr>
-        <w:spacing w:before="400" w:after="200"/>
+        <w:spacing w:after="120"/>
       </w:pPr>
       <w:r>
-        <w:t>3. Guia de Utilizacao</w:t>
+        <w:rPr>
+          <w:rFonts w:ascii="Calibri" w:hAnsi="Calibri"/>
+          <w:b/>
+          <w:color w:val="E50914"/>
+          <w:sz w:val="20"/>
+        </w:rPr>
+        <w:t xml:space="preserve">Nota: </w:t>
+      </w:r>
+      <w:r>
+        <w:rPr>
+          <w:rFonts w:ascii="Calibri" w:hAnsi="Calibri"/>
+          <w:b w:val="0"/>
+          <w:color w:val="334155"/>
+          <w:sz w:val="20"/>
+        </w:rPr>
+        <w:t>Se não houver perfil ativo, os botões Play now e Add to my list redirecionam para o login.</w:t>
       </w:r>
     </w:p>
     <w:p>
       <w:pPr>
-        <w:pStyle w:val="Heading2"/>
-        <w:spacing w:before="280" w:after="120"/>
-      </w:pPr>
-      <w:r>
-        <w:t>3.1 Registo de conta</w:t>
-      </w:r>
-    </w:p>
-    <w:p>
-      <w:pPr>
-        <w:spacing w:after="120"/>
-      </w:pPr>
-      <w:r>
-        <w:t>Ao aceder a aplicacao pela primeira vez, e apresentada a pagina de login.</w:t>
-      </w:r>
-    </w:p>
-    <w:p>
-      <w:pPr>
-        <w:pStyle w:val="ListNumber"/>
-        <w:spacing w:after="60"/>
-      </w:pPr>
-      <w:r>
-        <w:t>Clicar no botao Create account.</w:t>
-      </w:r>
-    </w:p>
-    <w:p>
-      <w:pPr>
-        <w:pStyle w:val="ListNumber"/>
-        <w:spacing w:after="60"/>
-      </w:pPr>
-      <w:r>
-        <w:t>Introduzir nome, e-mail e password.</w:t>
-      </w:r>
-    </w:p>
-    <w:p>
-      <w:pPr>
-        <w:pStyle w:val="ListNumber"/>
-        <w:spacing w:after="60"/>
-      </w:pPr>
-      <w:r>
-        <w:t>Clicar em Register. A conta e criada e o login e feito automaticamente.</w:t>
-      </w:r>
-    </w:p>
-    <w:p>
-      <w:pPr>
-        <w:pStyle w:val="Heading2"/>
-        <w:spacing w:before="280" w:after="120"/>
-      </w:pPr>
-      <w:r>
-        <w:t>3.2 Login</w:t>
-      </w:r>
-    </w:p>
-    <w:p>
-      <w:pPr>
-        <w:pStyle w:val="ListNumber"/>
-        <w:spacing w:after="60"/>
-      </w:pPr>
-      <w:r>
-        <w:t>Preencher o e-mail e a password no formulario.</w:t>
-      </w:r>
-    </w:p>
-    <w:p>
-      <w:pPr>
-        <w:pStyle w:val="ListNumber"/>
-        <w:spacing w:after="60"/>
-      </w:pPr>
-      <w:r>
-        <w:t>Clicar em Sign in. Se correto, e redireccionado para selecao de perfil.</w:t>
-      </w:r>
-    </w:p>
-    <w:p>
-      <w:pPr>
-        <w:spacing w:before="80" w:after="160"/>
-        <w:ind w:left="170"/>
-        <w:shd w:val="clear" w:color="auto" w:fill="FEF2F2"/>
-        <w:pBdr>
-          <w:left w:val="single" w:sz="16" w:space="6" w:color="E50914"/>
-        </w:pBdr>
+        <w:spacing w:before="160" w:after="80"/>
       </w:pPr>
       <w:r>
         <w:rPr>
-          <w:sz w:val="20"/>
-        </w:rPr>
-        <w:t>Erro: se as credenciais forem incorretas e apresentada a mensagem "Invalid credentials." A password e sensivel a maiusculas/minusculas.</w:t>
-      </w:r>
-    </w:p>
-    <w:p>
-      <w:pPr>
-        <w:pStyle w:val="Heading2"/>
-        <w:spacing w:before="280" w:after="120"/>
-      </w:pPr>
-      <w:r>
-        <w:t>3.3 Selecao, edicao e eliminacao de perfis</w:t>
-      </w:r>
-    </w:p>
-    <w:p>
-      <w:pPr>
-        <w:spacing w:after="120"/>
-      </w:pPr>
-      <w:r>
-        <w:t>Cada conta pode ter multiplos perfis. Apos o login, e apresentada a pagina de selecao de perfil.</w:t>
-      </w:r>
-    </w:p>
-    <w:p>
-      <w:pPr>
-        <w:spacing w:before="200" w:after="80"/>
-      </w:pPr>
-      <w:r>
-        <w:rPr>
+          <w:rFonts w:ascii="Calibri" w:hAnsi="Calibri"/>
           <w:b/>
           <w:color w:val="334155"/>
-          <w:sz w:val="24"/>
+          <w:sz w:val="26"/>
         </w:rPr>
-        <w:t>Selecionar perfil</w:t>
-      </w:r>
-    </w:p>
-    <w:p>
-      <w:pPr>
-        <w:pStyle w:val="ListNumber"/>
-        <w:spacing w:after="60"/>
-      </w:pPr>
-      <w:r>
-        <w:t>Clicar em Use profile no cartao do perfil pretendido.</w:t>
-      </w:r>
-    </w:p>
-    <w:p>
-      <w:pPr>
-        <w:spacing w:before="200" w:after="80"/>
-      </w:pPr>
-      <w:r>
-        <w:rPr>
-          <w:b/>
-          <w:color w:val="334155"/>
-          <w:sz w:val="24"/>
-        </w:rPr>
-        <w:t>Criar perfil</w:t>
-      </w:r>
-    </w:p>
-    <w:p>
-      <w:pPr>
-        <w:pStyle w:val="ListNumber"/>
-        <w:spacing w:after="60"/>
-      </w:pPr>
-      <w:r>
-        <w:t>Preencher o nome no formulario Add profile e clicar em Create profile.</w:t>
-      </w:r>
-    </w:p>
-    <w:p>
-      <w:pPr>
-        <w:spacing w:before="200" w:after="80"/>
-      </w:pPr>
-      <w:r>
-        <w:rPr>
-          <w:b/>
-          <w:color w:val="334155"/>
-          <w:sz w:val="24"/>
-        </w:rPr>
-        <w:t>Editar perfil</w:t>
-      </w:r>
-    </w:p>
-    <w:p>
-      <w:pPr>
-        <w:pStyle w:val="ListNumber"/>
-        <w:spacing w:after="60"/>
-      </w:pPr>
-      <w:r>
-        <w:t>Clicar em Edit no cartao do perfil a alterar.</w:t>
-      </w:r>
-    </w:p>
-    <w:p>
-      <w:pPr>
-        <w:pStyle w:val="ListNumber"/>
-        <w:spacing w:after="60"/>
-      </w:pPr>
-      <w:r>
-        <w:t>O formulario passa a mostrar Save changes com o nome atual preenchido.</w:t>
-      </w:r>
-    </w:p>
-    <w:p>
-      <w:pPr>
-        <w:pStyle w:val="ListNumber"/>
-        <w:spacing w:after="60"/>
-      </w:pPr>
-      <w:r>
-        <w:t>Alterar o nome e clicar em Save changes. Clicar em Cancel para cancelar.</w:t>
-      </w:r>
-    </w:p>
-    <w:p>
-      <w:pPr>
-        <w:spacing w:before="200" w:after="80"/>
-      </w:pPr>
-      <w:r>
-        <w:rPr>
-          <w:b/>
-          <w:color w:val="334155"/>
-          <w:sz w:val="24"/>
-        </w:rPr>
-        <w:t>Eliminar perfil</w:t>
-      </w:r>
-    </w:p>
-    <w:p>
-      <w:pPr>
-        <w:pStyle w:val="ListNumber"/>
-        <w:spacing w:after="60"/>
-      </w:pPr>
-      <w:r>
-        <w:t>Clicar em Delete no cartao do perfil a eliminar.</w:t>
-      </w:r>
-    </w:p>
-    <w:p>
-      <w:pPr>
-        <w:pStyle w:val="ListNumber"/>
-        <w:spacing w:after="60"/>
-      </w:pPr>
-      <w:r>
-        <w:t>O perfil e removido juntamente com o seu historico e favoritos.</w:t>
-      </w:r>
-    </w:p>
-    <w:p>
-      <w:pPr>
-        <w:pStyle w:val="ListNumber"/>
-        <w:spacing w:after="60"/>
-      </w:pPr>
-      <w:r>
-        <w:t>Se o perfil eliminado era o ativo, o sistema muda automaticamente para outro.</w:t>
-      </w:r>
-    </w:p>
-    <w:p>
-      <w:pPr>
-        <w:spacing w:before="80" w:after="160"/>
-        <w:ind w:left="170"/>
-        <w:shd w:val="clear" w:color="auto" w:fill="FEF2F2"/>
-        <w:pBdr>
-          <w:left w:val="single" w:sz="16" w:space="6" w:color="E50914"/>
-        </w:pBdr>
-      </w:pPr>
-      <w:r>
-        <w:rPr>
-          <w:sz w:val="20"/>
-        </w:rPr>
-        <w:t>Nao e possivel eliminar o unico perfil da conta. Se restar apenas um perfil, o botao Delete nao tem efeito: "Cannot delete the only profile."</w:t>
-      </w:r>
-    </w:p>
-    <w:p>
-      <w:pPr>
-        <w:spacing w:before="80" w:after="160"/>
-        <w:ind w:left="170"/>
-        <w:shd w:val="clear" w:color="auto" w:fill="F0FDF4"/>
-        <w:pBdr>
-          <w:left w:val="single" w:sz="16" w:space="6" w:color="22C55E"/>
-        </w:pBdr>
-      </w:pPr>
-      <w:r>
-        <w:rPr>
-          <w:sz w:val="20"/>
-        </w:rPr>
-        <w:t>Link de navegacao dinamico: na barra de navegacao o link mostra "Change profile" quando existe sessao ativa, ou "Login" quando o utilizador nao esta autenticado.</w:t>
-      </w:r>
-    </w:p>
-    <w:p>
-      <w:pPr>
-        <w:pStyle w:val="Heading2"/>
-        <w:spacing w:before="280" w:after="120"/>
-      </w:pPr>
-      <w:r>
-        <w:t>3.4 Pagina principal (Home)</w:t>
-      </w:r>
-    </w:p>
-    <w:p>
-      <w:pPr>
-        <w:spacing w:after="120"/>
-      </w:pPr>
-      <w:r>
-        <w:t>A pagina inicial apresenta o catalogo completo. A barra superior permite filtrar por texto, tipo (Filme / Serie) e categoria.</w:t>
-      </w:r>
-    </w:p>
-    <w:p>
-      <w:pPr>
-        <w:spacing w:after="120"/>
-      </w:pPr>
-      <w:r>
-        <w:t>Layout da barra de navegacao:</w:t>
-      </w:r>
-    </w:p>
-    <w:p>
-      <w:pPr>
-        <w:spacing w:before="20" w:after="20"/>
-        <w:ind w:left="227"/>
-        <w:shd w:val="clear" w:color="auto" w:fill="F1F5F9"/>
-        <w:pBdr>
-          <w:left w:val="single" w:sz="12" w:space="6" w:color="E50914"/>
-        </w:pBdr>
-      </w:pPr>
-      <w:r>
-        <w:rPr>
-          <w:rFonts w:ascii="Consolas" w:hAnsi="Consolas"/>
-          <w:sz w:val="18"/>
-        </w:rPr>
-        <w:t>Desktop:  EstFlix | Movies | Series | [ Pesquisa ]  My List | Change profile | Admin | [Logout]</w:t>
-      </w:r>
-    </w:p>
-    <w:p>
-      <w:pPr>
-        <w:spacing w:before="20" w:after="20"/>
-        <w:ind w:left="227"/>
-        <w:shd w:val="clear" w:color="auto" w:fill="F1F5F9"/>
-        <w:pBdr>
-          <w:left w:val="single" w:sz="12" w:space="6" w:color="E50914"/>
-        </w:pBdr>
-      </w:pPr>
-      <w:r>
-        <w:rPr>
-          <w:rFonts w:ascii="Consolas" w:hAnsi="Consolas"/>
-          <w:sz w:val="18"/>
-        </w:rPr>
-        <w:t>Mobile:   EstFlix | Movies | Series                                              [=]</w:t>
-      </w:r>
-    </w:p>
-    <w:p>
-      <w:pPr>
-        <w:spacing w:before="20" w:after="20"/>
-        <w:ind w:left="227"/>
-        <w:shd w:val="clear" w:color="auto" w:fill="F1F5F9"/>
-        <w:pBdr>
-          <w:left w:val="single" w:sz="12" w:space="6" w:color="E50914"/>
-        </w:pBdr>
-      </w:pPr>
-      <w:r>
-        <w:rPr>
-          <w:rFonts w:ascii="Consolas" w:hAnsi="Consolas"/>
-          <w:sz w:val="18"/>
-        </w:rPr>
-        <w:t xml:space="preserve">          (ao clicar no botao = os links aparecem em coluna; clicar fora fecha)</w:t>
-      </w:r>
-    </w:p>
-    <w:p>
-      <w:pPr>
-        <w:pStyle w:val="ListBullet"/>
-        <w:spacing w:after="60"/>
-      </w:pPr>
-      <w:r>
-        <w:t>Destaque: o conteudo com melhor classificacao aparece em grande no topo.</w:t>
-      </w:r>
-    </w:p>
-    <w:p>
-      <w:pPr>
-        <w:pStyle w:val="ListBullet"/>
-        <w:spacing w:after="60"/>
-      </w:pPr>
-      <w:r>
-        <w:t>Filtros: podem ser combinados (ex: Series de Sci-Fi com "breaking" na pesquisa).</w:t>
-      </w:r>
-    </w:p>
-    <w:p>
-      <w:pPr>
-        <w:pStyle w:val="ListBullet"/>
-        <w:spacing w:after="60"/>
-      </w:pPr>
-      <w:r>
-        <w:t>Recomendacoes: visiveis quando ha historico; baseadas nos generos mais vistos.</w:t>
-      </w:r>
-    </w:p>
-    <w:p>
-      <w:pPr>
-        <w:pStyle w:val="ListBullet"/>
-        <w:spacing w:after="60"/>
-      </w:pPr>
-      <w:r>
-        <w:t>Menu hamburger: em ecras &lt;= 600px os links ficam ocultos atras do botao (=).</w:t>
-      </w:r>
-    </w:p>
-    <w:p>
-      <w:pPr>
-        <w:pStyle w:val="Heading2"/>
-        <w:spacing w:before="280" w:after="120"/>
-      </w:pPr>
-      <w:r>
-        <w:t>3.5 Detalhe de conteudo</w:t>
-      </w:r>
-    </w:p>
-    <w:p>
-      <w:pPr>
-        <w:spacing w:after="120"/>
-      </w:pPr>
-      <w:r>
-        <w:t>Clicar num cartao ou no botao Details abre a pagina de detalhe.</w:t>
-      </w:r>
-    </w:p>
-    <w:p>
-      <w:pPr>
-        <w:pStyle w:val="ListBullet"/>
-        <w:spacing w:after="60"/>
-      </w:pPr>
-      <w:r>
-        <w:t>Play now: regista a visualizacao no historico. O contador de visionamentos atualiza-se.</w:t>
-      </w:r>
-    </w:p>
-    <w:p>
-      <w:pPr>
-        <w:pStyle w:val="ListBullet"/>
-        <w:spacing w:after="60"/>
-      </w:pPr>
-      <w:r>
-        <w:t>Add to my list / In my list: alterna entre adicionar e remover dos favoritos.</w:t>
-      </w:r>
-    </w:p>
-    <w:p>
-      <w:pPr>
-        <w:spacing w:before="80" w:after="160"/>
-        <w:ind w:left="170"/>
-        <w:shd w:val="clear" w:color="auto" w:fill="FFFBEB"/>
-        <w:pBdr>
-          <w:left w:val="single" w:sz="16" w:space="6" w:color="F59E0B"/>
-        </w:pBdr>
-      </w:pPr>
-      <w:r>
-        <w:rPr>
-          <w:sz w:val="20"/>
-        </w:rPr>
-        <w:t>Se nao houver perfil ativo, os botoes Play now e Add to my list redirecionam para o login.</w:t>
-      </w:r>
-    </w:p>
-    <w:p>
-      <w:pPr>
-        <w:pStyle w:val="Heading2"/>
-        <w:spacing w:before="280" w:after="120"/>
-      </w:pPr>
-      <w:r>
         <w:t>3.6 A minha lista</w:t>
       </w:r>
     </w:p>
@@ -1085,16 +1576,27 @@
         <w:spacing w:after="120"/>
       </w:pPr>
       <w:r>
-        <w:t>Aceder via menu My List. Apresenta dois paineis: favoritos e historico. Clicar em Remove elimina o titulo dos favoritos imediatamente (sem confirmacao).</w:t>
+        <w:rPr>
+          <w:rFonts w:ascii="Calibri" w:hAnsi="Calibri"/>
+          <w:b w:val="0"/>
+          <w:color w:val="334155"/>
+          <w:sz w:val="22"/>
+        </w:rPr>
+        <w:t>Aceder via menu My List. Apresenta dois painéis: favoritos e histórico. Clicar em Remove elimina o título dos favoritos. O histórico regista automaticamente cada visualização (Play now).</w:t>
       </w:r>
     </w:p>
     <w:p>
       <w:pPr>
-        <w:pStyle w:val="Heading2"/>
-        <w:spacing w:before="280" w:after="120"/>
+        <w:spacing w:before="160" w:after="80"/>
       </w:pPr>
       <w:r>
-        <w:t>3.7 Painel de administracao</w:t>
+        <w:rPr>
+          <w:rFonts w:ascii="Calibri" w:hAnsi="Calibri"/>
+          <w:b/>
+          <w:color w:val="334155"/>
+          <w:sz w:val="26"/>
+        </w:rPr>
+        <w:t>3.7 Painel de administração</w:t>
       </w:r>
     </w:p>
     <w:p>
@@ -1102,76 +1604,113 @@
         <w:spacing w:after="120"/>
       </w:pPr>
       <w:r>
-        <w:t>Acessivel pelo menu Admin apenas quando o perfil ativo tem papel ADMIN.</w:t>
+        <w:rPr>
+          <w:rFonts w:ascii="Calibri" w:hAnsi="Calibri"/>
+          <w:b w:val="0"/>
+          <w:color w:val="334155"/>
+          <w:sz w:val="22"/>
+        </w:rPr>
+        <w:t>Acessível pelo menu Admin apenas quando o perfil ativo tem papel ADMIN.</w:t>
       </w:r>
     </w:p>
     <w:p>
       <w:pPr>
-        <w:spacing w:before="200" w:after="80"/>
+        <w:spacing w:before="120" w:after="40"/>
       </w:pPr>
       <w:r>
         <w:rPr>
+          <w:rFonts w:ascii="Calibri" w:hAnsi="Calibri"/>
           <w:b/>
-          <w:color w:val="334155"/>
-          <w:sz w:val="24"/>
+          <w:color w:val="E50914"/>
+          <w:sz w:val="22"/>
         </w:rPr>
         <w:t>Criar / editar categoria</w:t>
       </w:r>
     </w:p>
     <w:p>
       <w:pPr>
-        <w:pStyle w:val="ListNumber"/>
-        <w:spacing w:after="60"/>
+        <w:spacing w:after="40"/>
+        <w:ind w:left="283"/>
       </w:pPr>
       <w:r>
-        <w:t>Preencher o campo Name e clicar em Create category.</w:t>
+        <w:rPr>
+          <w:rFonts w:ascii="Calibri" w:hAnsi="Calibri"/>
+          <w:b w:val="0"/>
+          <w:color w:val="334155"/>
+          <w:sz w:val="22"/>
+        </w:rPr>
+        <w:t>1.  Preencher o campo Name e clicar em Create category.</w:t>
       </w:r>
     </w:p>
     <w:p>
       <w:pPr>
-        <w:pStyle w:val="ListNumber"/>
-        <w:spacing w:after="60"/>
+        <w:spacing w:after="40"/>
+        <w:ind w:left="283"/>
       </w:pPr>
       <w:r>
-        <w:t>Para editar: clicar em Edit, alterar o nome e clicar em Save changes.</w:t>
+        <w:rPr>
+          <w:rFonts w:ascii="Calibri" w:hAnsi="Calibri"/>
+          <w:b w:val="0"/>
+          <w:color w:val="334155"/>
+          <w:sz w:val="22"/>
+        </w:rPr>
+        <w:t>2.  Para editar: clicar em Edit, alterar o nome e clicar em Save changes.</w:t>
       </w:r>
     </w:p>
     <w:p>
       <w:pPr>
-        <w:pStyle w:val="ListNumber"/>
-        <w:spacing w:after="60"/>
+        <w:spacing w:after="40"/>
+        <w:ind w:left="283"/>
       </w:pPr>
       <w:r>
-        <w:t>Clicar em Cancel edit para cancelar sem guardar.</w:t>
+        <w:rPr>
+          <w:rFonts w:ascii="Calibri" w:hAnsi="Calibri"/>
+          <w:b w:val="0"/>
+          <w:color w:val="334155"/>
+          <w:sz w:val="22"/>
+        </w:rPr>
+        <w:t>3.  Clicar em Cancel edit para cancelar sem guardar.</w:t>
       </w:r>
     </w:p>
     <w:p>
       <w:pPr>
-        <w:spacing w:before="80" w:after="160"/>
-        <w:ind w:left="170"/>
-        <w:shd w:val="clear" w:color="auto" w:fill="FEF2F2"/>
+        <w:shd w:val="clear" w:color="auto" w:fill="FFF7ED"/>
         <w:pBdr>
-          <w:left w:val="single" w:sz="16" w:space="6" w:color="E50914"/>
+          <w:left w:val="single" w:sz="16" w:space="8" w:color="F59E0B"/>
         </w:pBdr>
+        <w:spacing w:after="120"/>
       </w:pPr>
       <w:r>
         <w:rPr>
+          <w:rFonts w:ascii="Calibri" w:hAnsi="Calibri"/>
+          <w:b/>
+          <w:color w:val="E50914"/>
           <w:sz w:val="20"/>
         </w:rPr>
-        <w:t>Erro: "Cannot delete category with associated contents." — remover ou reatribuir os conteudos antes de apagar.</w:t>
+        <w:t xml:space="preserve">Nota: </w:t>
+      </w:r>
+      <w:r>
+        <w:rPr>
+          <w:rFonts w:ascii="Calibri" w:hAnsi="Calibri"/>
+          <w:b w:val="0"/>
+          <w:color w:val="334155"/>
+          <w:sz w:val="20"/>
+        </w:rPr>
+        <w:t>Erro: "Cannot delete category with associated contents." — remover ou reatribuir os conteúdos antes de apagar.</w:t>
       </w:r>
     </w:p>
     <w:p>
       <w:pPr>
-        <w:spacing w:before="200" w:after="80"/>
+        <w:spacing w:before="120" w:after="40"/>
       </w:pPr>
       <w:r>
         <w:rPr>
+          <w:rFonts w:ascii="Calibri" w:hAnsi="Calibri"/>
           <w:b/>
-          <w:color w:val="334155"/>
-          <w:sz w:val="24"/>
+          <w:color w:val="E50914"/>
+          <w:sz w:val="22"/>
         </w:rPr>
-        <w:t>Criar / editar conteudo</w:t>
+        <w:t>Criar / editar conteúdo</w:t>
       </w:r>
     </w:p>
     <w:p>
@@ -1179,15 +1718,26 @@
         <w:spacing w:after="120"/>
       </w:pPr>
       <w:r>
-        <w:t>Funciona de forma analoga as categorias. Campos obrigatorios: titulo, descricao e URL da imagem. O elenco deve ser separado por virgulas (ex: Christian Bale, Heath Ledger).</w:t>
+        <w:rPr>
+          <w:rFonts w:ascii="Calibri" w:hAnsi="Calibri"/>
+          <w:b w:val="0"/>
+          <w:color w:val="334155"/>
+          <w:sz w:val="22"/>
+        </w:rPr>
+        <w:t>Funciona de forma análoga às categorias. Campos obrigatórios: título, descrição e URL da imagem. O elenco deve ser introduzido separado por vírgulas.</w:t>
       </w:r>
     </w:p>
     <w:p>
       <w:pPr>
-        <w:pStyle w:val="Heading2"/>
-        <w:spacing w:before="280" w:after="120"/>
+        <w:spacing w:before="160" w:after="80"/>
       </w:pPr>
       <w:r>
+        <w:rPr>
+          <w:rFonts w:ascii="Calibri" w:hAnsi="Calibri"/>
+          <w:b/>
+          <w:color w:val="334155"/>
+          <w:sz w:val="26"/>
+        </w:rPr>
         <w:t>3.8 Logout</w:t>
       </w:r>
     </w:p>
@@ -1196,51 +1746,74 @@
         <w:spacing w:after="120"/>
       </w:pPr>
       <w:r>
-        <w:t>Clicar em Logout no canto superior direito. A sessao e destruida no servidor e o utilizador e redireccionado para a pagina de login.</w:t>
+        <w:rPr>
+          <w:rFonts w:ascii="Calibri" w:hAnsi="Calibri"/>
+          <w:b w:val="0"/>
+          <w:color w:val="334155"/>
+          <w:sz w:val="22"/>
+        </w:rPr>
+        <w:t>Clicar em Logout no canto superior direito. A sessão é destruída no servidor e o utilizador é redirecionado para o login.</w:t>
       </w:r>
     </w:p>
     <w:p>
       <w:pPr>
-        <w:spacing w:before="80" w:after="160"/>
-        <w:ind w:left="170"/>
-        <w:shd w:val="clear" w:color="auto" w:fill="F0FDF4"/>
+        <w:shd w:val="clear" w:color="auto" w:fill="FFF7ED"/>
         <w:pBdr>
-          <w:left w:val="single" w:sz="16" w:space="6" w:color="22C55E"/>
+          <w:left w:val="single" w:sz="16" w:space="8" w:color="F59E0B"/>
         </w:pBdr>
+        <w:spacing w:after="120"/>
       </w:pPr>
       <w:r>
         <w:rPr>
+          <w:rFonts w:ascii="Calibri" w:hAnsi="Calibri"/>
+          <w:b/>
+          <w:color w:val="E50914"/>
           <w:sz w:val="20"/>
         </w:rPr>
-        <w:t>Fechar o browser sem fazer logout nao destroi a sessao imediatamente — o cookie dura 7 dias. Recomenda-se fazer logout explicito em computadores partilhados.</w:t>
+        <w:t xml:space="preserve">Nota: </w:t>
+      </w:r>
+      <w:r>
+        <w:rPr>
+          <w:rFonts w:ascii="Calibri" w:hAnsi="Calibri"/>
+          <w:b w:val="0"/>
+          <w:color w:val="334155"/>
+          <w:sz w:val="20"/>
+        </w:rPr>
+        <w:t>Fechar o browser sem fazer logout não destrói a sessão imediatamente — o cookie dura 7 dias. Recomenda-se fazer logout em dispositivos partilhados.</w:t>
       </w:r>
     </w:p>
     <w:p>
       <w:pPr>
-        <w:pStyle w:val="Heading1"/>
         <w:pBdr>
-          <w:bottom w:val="single" w:sz="8" w:space="4" w:color="E50914"/>
+          <w:bottom w:val="single" w:sz="8" w:space="4" w:color="E51914"/>
         </w:pBdr>
-        <w:spacing w:before="400" w:after="200"/>
+        <w:spacing w:after="120"/>
       </w:pPr>
       <w:r>
-        <w:t>4. Situacoes de Erro e Comportamentos de Excecao</w:t>
+        <w:rPr>
+          <w:rFonts w:ascii="Calibri" w:hAnsi="Calibri"/>
+          <w:b/>
+          <w:color w:val="0F172A"/>
+          <w:sz w:val="32"/>
+        </w:rPr>
+        <w:t>4. Situações de Erro e Comportamentos de Exceção</w:t>
       </w:r>
     </w:p>
     <w:tbl>
       <w:tblPr>
         <w:tblStyle w:val="TableGrid"/>
         <w:tblW w:type="auto" w:w="0"/>
+        <w:jc w:val="center"/>
         <w:tblLook w:firstColumn="1" w:firstRow="1" w:lastColumn="0" w:lastRow="0" w:noHBand="0" w:noVBand="1" w:val="04A0"/>
       </w:tblPr>
       <w:tblGrid>
-        <w:gridCol w:w="4618"/>
-        <w:gridCol w:w="4618"/>
+        <w:gridCol w:w="4536"/>
+        <w:gridCol w:w="4536"/>
       </w:tblGrid>
       <w:tr>
         <w:tc>
           <w:tcPr>
-            <w:tcW w:type="dxa" w:w="4618"/>
+            <w:tcW w:type="dxa" w:w="4536"/>
             <w:shd w:val="clear" w:color="auto" w:fill="0F172A"/>
           </w:tcPr>
           <w:p>
@@ -1249,15 +1822,15 @@
                 <w:rFonts w:ascii="Calibri" w:hAnsi="Calibri"/>
                 <w:b/>
                 <w:color w:val="FFFFFF"/>
-                <w:sz w:val="20"/>
+                <w:sz w:val="18"/>
               </w:rPr>
-              <w:t>Situacao</w:t>
+              <w:t>Situação</w:t>
             </w:r>
           </w:p>
         </w:tc>
         <w:tc>
           <w:tcPr>
-            <w:tcW w:type="dxa" w:w="4618"/>
+            <w:tcW w:type="dxa" w:w="4536"/>
             <w:shd w:val="clear" w:color="auto" w:fill="0F172A"/>
           </w:tcPr>
           <w:p>
@@ -1266,9 +1839,9 @@
                 <w:rFonts w:ascii="Calibri" w:hAnsi="Calibri"/>
                 <w:b/>
                 <w:color w:val="FFFFFF"/>
-                <w:sz w:val="20"/>
+                <w:sz w:val="18"/>
               </w:rPr>
-              <w:t>Comportamento</w:t>
+              <w:t>Mensagem / Comportamento</w:t>
             </w:r>
           </w:p>
         </w:tc>
@@ -1276,31 +1849,33 @@
       <w:tr>
         <w:tc>
           <w:tcPr>
-            <w:tcW w:type="dxa" w:w="4618"/>
+            <w:tcW w:type="dxa" w:w="4536"/>
             <w:shd w:val="clear" w:color="auto" w:fill="FFFFFF"/>
           </w:tcPr>
           <w:p>
             <w:r>
               <w:rPr>
                 <w:rFonts w:ascii="Calibri" w:hAnsi="Calibri"/>
-                <w:sz w:val="20"/>
+                <w:color w:val="0F172A"/>
+                <w:sz w:val="18"/>
               </w:rPr>
-              <w:t>Login com credenciais erradas</w:t>
+              <w:t>Credenciais inválidas no login</w:t>
             </w:r>
           </w:p>
         </w:tc>
         <w:tc>
           <w:tcPr>
-            <w:tcW w:type="dxa" w:w="4618"/>
+            <w:tcW w:type="dxa" w:w="4536"/>
             <w:shd w:val="clear" w:color="auto" w:fill="FFFFFF"/>
           </w:tcPr>
           <w:p>
             <w:r>
               <w:rPr>
                 <w:rFonts w:ascii="Calibri" w:hAnsi="Calibri"/>
-                <w:sz w:val="20"/>
+                <w:color w:val="0F172A"/>
+                <w:sz w:val="18"/>
               </w:rPr>
-              <w:t>"Invalid credentials." no formulario. A pagina nao recarrega.</w:t>
+              <w:t>"Invalid credentials."</w:t>
             </w:r>
           </w:p>
         </w:tc>
@@ -1308,31 +1883,33 @@
       <w:tr>
         <w:tc>
           <w:tcPr>
-            <w:tcW w:type="dxa" w:w="4618"/>
+            <w:tcW w:type="dxa" w:w="4536"/>
             <w:shd w:val="clear" w:color="auto" w:fill="F8FAFC"/>
           </w:tcPr>
           <w:p>
             <w:r>
               <w:rPr>
                 <w:rFonts w:ascii="Calibri" w:hAnsi="Calibri"/>
-                <w:sz w:val="20"/>
+                <w:color w:val="0F172A"/>
+                <w:sz w:val="18"/>
               </w:rPr>
-              <w:t>Registo com e-mail ja existente</w:t>
+              <w:t>Email já registado no registo</w:t>
             </w:r>
           </w:p>
         </w:tc>
         <w:tc>
           <w:tcPr>
-            <w:tcW w:type="dxa" w:w="4618"/>
+            <w:tcW w:type="dxa" w:w="4536"/>
             <w:shd w:val="clear" w:color="auto" w:fill="F8FAFC"/>
           </w:tcPr>
           <w:p>
             <w:r>
               <w:rPr>
                 <w:rFonts w:ascii="Calibri" w:hAnsi="Calibri"/>
-                <w:sz w:val="20"/>
+                <w:color w:val="0F172A"/>
+                <w:sz w:val="18"/>
               </w:rPr>
-              <w:t>"Email already in use." Sugerir login com esse e-mail.</w:t>
+              <w:t>"Email already in use."</w:t>
             </w:r>
           </w:p>
         </w:tc>
@@ -1340,31 +1917,33 @@
       <w:tr>
         <w:tc>
           <w:tcPr>
-            <w:tcW w:type="dxa" w:w="4618"/>
+            <w:tcW w:type="dxa" w:w="4536"/>
             <w:shd w:val="clear" w:color="auto" w:fill="FFFFFF"/>
           </w:tcPr>
           <w:p>
             <w:r>
               <w:rPr>
                 <w:rFonts w:ascii="Calibri" w:hAnsi="Calibri"/>
-                <w:sz w:val="20"/>
+                <w:color w:val="0F172A"/>
+                <w:sz w:val="18"/>
               </w:rPr>
-              <w:t>Aceder a /admin sem perfil ADMIN</w:t>
+              <w:t>Sessão expirada ou inválida</w:t>
             </w:r>
           </w:p>
         </w:tc>
         <w:tc>
           <w:tcPr>
-            <w:tcW w:type="dxa" w:w="4618"/>
+            <w:tcW w:type="dxa" w:w="4536"/>
             <w:shd w:val="clear" w:color="auto" w:fill="FFFFFF"/>
           </w:tcPr>
           <w:p>
             <w:r>
               <w:rPr>
                 <w:rFonts w:ascii="Calibri" w:hAnsi="Calibri"/>
-                <w:sz w:val="20"/>
+                <w:color w:val="0F172A"/>
+                <w:sz w:val="18"/>
               </w:rPr>
-              <w:t>Mensagem de acesso negado com botao para trocar de perfil.</w:t>
+              <w:t>Redirecionamento automático para o login</w:t>
             </w:r>
           </w:p>
         </w:tc>
@@ -1372,31 +1951,33 @@
       <w:tr>
         <w:tc>
           <w:tcPr>
-            <w:tcW w:type="dxa" w:w="4618"/>
+            <w:tcW w:type="dxa" w:w="4536"/>
             <w:shd w:val="clear" w:color="auto" w:fill="F8FAFC"/>
           </w:tcPr>
           <w:p>
             <w:r>
               <w:rPr>
                 <w:rFonts w:ascii="Calibri" w:hAnsi="Calibri"/>
-                <w:sz w:val="20"/>
+                <w:color w:val="0F172A"/>
+                <w:sz w:val="18"/>
               </w:rPr>
-              <w:t>Aceder a /admin sem sessao</w:t>
+              <w:t>Perfil não selecionado (Play / Favorito)</w:t>
             </w:r>
           </w:p>
         </w:tc>
         <w:tc>
           <w:tcPr>
-            <w:tcW w:type="dxa" w:w="4618"/>
+            <w:tcW w:type="dxa" w:w="4536"/>
             <w:shd w:val="clear" w:color="auto" w:fill="F8FAFC"/>
           </w:tcPr>
           <w:p>
             <w:r>
               <w:rPr>
                 <w:rFonts w:ascii="Calibri" w:hAnsi="Calibri"/>
-                <w:sz w:val="20"/>
+                <w:color w:val="0F172A"/>
+                <w:sz w:val="18"/>
               </w:rPr>
-              <w:t>Mensagem para fazer login primeiro.</w:t>
+              <w:t>Redirecionamento para o login</w:t>
             </w:r>
           </w:p>
         </w:tc>
@@ -1404,31 +1985,33 @@
       <w:tr>
         <w:tc>
           <w:tcPr>
-            <w:tcW w:type="dxa" w:w="4618"/>
+            <w:tcW w:type="dxa" w:w="4536"/>
             <w:shd w:val="clear" w:color="auto" w:fill="FFFFFF"/>
           </w:tcPr>
           <w:p>
             <w:r>
               <w:rPr>
                 <w:rFonts w:ascii="Calibri" w:hAnsi="Calibri"/>
-                <w:sz w:val="20"/>
+                <w:color w:val="0F172A"/>
+                <w:sz w:val="18"/>
               </w:rPr>
-              <w:t>Eliminar o unico perfil da conta</w:t>
+              <w:t>Eliminar o único perfil da conta</w:t>
             </w:r>
           </w:p>
         </w:tc>
         <w:tc>
           <w:tcPr>
-            <w:tcW w:type="dxa" w:w="4618"/>
+            <w:tcW w:type="dxa" w:w="4536"/>
             <w:shd w:val="clear" w:color="auto" w:fill="FFFFFF"/>
           </w:tcPr>
           <w:p>
             <w:r>
               <w:rPr>
                 <w:rFonts w:ascii="Calibri" w:hAnsi="Calibri"/>
-                <w:sz w:val="20"/>
+                <w:color w:val="0F172A"/>
+                <w:sz w:val="18"/>
               </w:rPr>
-              <w:t>"Cannot delete the only profile." O perfil nao e eliminado.</w:t>
+              <w:t>"Cannot delete the only profile." — botão Delete sem efeito</w:t>
             </w:r>
           </w:p>
         </w:tc>
@@ -1436,31 +2019,33 @@
       <w:tr>
         <w:tc>
           <w:tcPr>
-            <w:tcW w:type="dxa" w:w="4618"/>
+            <w:tcW w:type="dxa" w:w="4536"/>
             <w:shd w:val="clear" w:color="auto" w:fill="F8FAFC"/>
           </w:tcPr>
           <w:p>
             <w:r>
               <w:rPr>
                 <w:rFonts w:ascii="Calibri" w:hAnsi="Calibri"/>
-                <w:sz w:val="20"/>
+                <w:color w:val="0F172A"/>
+                <w:sz w:val="18"/>
               </w:rPr>
-              <w:t>Apagar categoria com conteudos</w:t>
+              <w:t>Eliminar categoria com conteúdos</w:t>
             </w:r>
           </w:p>
         </w:tc>
         <w:tc>
           <w:tcPr>
-            <w:tcW w:type="dxa" w:w="4618"/>
+            <w:tcW w:type="dxa" w:w="4536"/>
             <w:shd w:val="clear" w:color="auto" w:fill="F8FAFC"/>
           </w:tcPr>
           <w:p>
             <w:r>
               <w:rPr>
                 <w:rFonts w:ascii="Calibri" w:hAnsi="Calibri"/>
-                <w:sz w:val="20"/>
+                <w:color w:val="0F172A"/>
+                <w:sz w:val="18"/>
               </w:rPr>
-              <w:t>Erro 409 da API; mensagem visivel no painel de admin.</w:t>
+              <w:t>"Cannot delete category with associated contents."</w:t>
             </w:r>
           </w:p>
         </w:tc>
@@ -1468,223 +2053,33 @@
       <w:tr>
         <w:tc>
           <w:tcPr>
-            <w:tcW w:type="dxa" w:w="4618"/>
+            <w:tcW w:type="dxa" w:w="4536"/>
             <w:shd w:val="clear" w:color="auto" w:fill="FFFFFF"/>
           </w:tcPr>
           <w:p>
             <w:r>
               <w:rPr>
                 <w:rFonts w:ascii="Calibri" w:hAnsi="Calibri"/>
-                <w:sz w:val="20"/>
+                <w:color w:val="0F172A"/>
+                <w:sz w:val="18"/>
               </w:rPr>
-              <w:t>Conteudo nao encontrado (URL invalida)</w:t>
+              <w:t>Campo obrigatório em falta (Admin)</w:t>
             </w:r>
           </w:p>
         </w:tc>
         <w:tc>
           <w:tcPr>
-            <w:tcW w:type="dxa" w:w="4618"/>
+            <w:tcW w:type="dxa" w:w="4536"/>
             <w:shd w:val="clear" w:color="auto" w:fill="FFFFFF"/>
           </w:tcPr>
           <w:p>
             <w:r>
               <w:rPr>
                 <w:rFonts w:ascii="Calibri" w:hAnsi="Calibri"/>
-                <w:sz w:val="20"/>
+                <w:color w:val="0F172A"/>
+                <w:sz w:val="18"/>
               </w:rPr>
-              <w:t>"Content not found" com botao de retorno.</w:t>
-            </w:r>
-          </w:p>
-        </w:tc>
-      </w:tr>
-      <w:tr>
-        <w:tc>
-          <w:tcPr>
-            <w:tcW w:type="dxa" w:w="4618"/>
-            <w:shd w:val="clear" w:color="auto" w:fill="F8FAFC"/>
-          </w:tcPr>
-          <w:p>
-            <w:r>
-              <w:rPr>
-                <w:rFonts w:ascii="Calibri" w:hAnsi="Calibri"/>
-                <w:sz w:val="20"/>
-              </w:rPr>
-              <w:t>Clicar Play/Favorito sem perfil ativo</w:t>
-            </w:r>
-          </w:p>
-        </w:tc>
-        <w:tc>
-          <w:tcPr>
-            <w:tcW w:type="dxa" w:w="4618"/>
-            <w:shd w:val="clear" w:color="auto" w:fill="F8FAFC"/>
-          </w:tcPr>
-          <w:p>
-            <w:r>
-              <w:rPr>
-                <w:rFonts w:ascii="Calibri" w:hAnsi="Calibri"/>
-                <w:sz w:val="20"/>
-              </w:rPr>
-              <w:t>Redireccionamento automatico para login.html.</w:t>
-            </w:r>
-          </w:p>
-        </w:tc>
-      </w:tr>
-      <w:tr>
-        <w:tc>
-          <w:tcPr>
-            <w:tcW w:type="dxa" w:w="4618"/>
-            <w:shd w:val="clear" w:color="auto" w:fill="FFFFFF"/>
-          </w:tcPr>
-          <w:p>
-            <w:r>
-              <w:rPr>
-                <w:rFonts w:ascii="Calibri" w:hAnsi="Calibri"/>
-                <w:sz w:val="20"/>
-              </w:rPr>
-              <w:t>Servidor nao esta a correr</w:t>
-            </w:r>
-          </w:p>
-        </w:tc>
-        <w:tc>
-          <w:tcPr>
-            <w:tcW w:type="dxa" w:w="4618"/>
-            <w:shd w:val="clear" w:color="auto" w:fill="FFFFFF"/>
-          </w:tcPr>
-          <w:p>
-            <w:r>
-              <w:rPr>
-                <w:rFonts w:ascii="Calibri" w:hAnsi="Calibri"/>
-                <w:sz w:val="20"/>
-              </w:rPr>
-              <w:t>O browser mostra erro de ligacao. Verificar que node server.js esta em execucao.</w:t>
-            </w:r>
-          </w:p>
-        </w:tc>
-      </w:tr>
-      <w:tr>
-        <w:tc>
-          <w:tcPr>
-            <w:tcW w:type="dxa" w:w="4618"/>
-            <w:shd w:val="clear" w:color="auto" w:fill="F8FAFC"/>
-          </w:tcPr>
-          <w:p>
-            <w:r>
-              <w:rPr>
-                <w:rFonts w:ascii="Calibri" w:hAnsi="Calibri"/>
-                <w:sz w:val="20"/>
-              </w:rPr>
-              <w:t>MySQL nao esta a correr</w:t>
-            </w:r>
-          </w:p>
-        </w:tc>
-        <w:tc>
-          <w:tcPr>
-            <w:tcW w:type="dxa" w:w="4618"/>
-            <w:shd w:val="clear" w:color="auto" w:fill="F8FAFC"/>
-          </w:tcPr>
-          <w:p>
-            <w:r>
-              <w:rPr>
-                <w:rFonts w:ascii="Calibri" w:hAnsi="Calibri"/>
-                <w:sz w:val="20"/>
-              </w:rPr>
-              <w:t>O servidor arranca mas todas as chamadas a API retornam erro 500. Iniciar o MAMP.</w:t>
-            </w:r>
-          </w:p>
-        </w:tc>
-      </w:tr>
-      <w:tr>
-        <w:tc>
-          <w:tcPr>
-            <w:tcW w:type="dxa" w:w="4618"/>
-            <w:shd w:val="clear" w:color="auto" w:fill="FFFFFF"/>
-          </w:tcPr>
-          <w:p>
-            <w:r>
-              <w:rPr>
-                <w:rFonts w:ascii="Calibri" w:hAnsi="Calibri"/>
-                <w:sz w:val="20"/>
-              </w:rPr>
-              <w:t>Pesquisa sem resultados</w:t>
-            </w:r>
-          </w:p>
-        </w:tc>
-        <w:tc>
-          <w:tcPr>
-            <w:tcW w:type="dxa" w:w="4618"/>
-            <w:shd w:val="clear" w:color="auto" w:fill="FFFFFF"/>
-          </w:tcPr>
-          <w:p>
-            <w:r>
-              <w:rPr>
-                <w:rFonts w:ascii="Calibri" w:hAnsi="Calibri"/>
-                <w:sz w:val="20"/>
-              </w:rPr>
-              <w:t>"No titles match your search."</w:t>
-            </w:r>
-          </w:p>
-        </w:tc>
-      </w:tr>
-      <w:tr>
-        <w:tc>
-          <w:tcPr>
-            <w:tcW w:type="dxa" w:w="4618"/>
-            <w:shd w:val="clear" w:color="auto" w:fill="F8FAFC"/>
-          </w:tcPr>
-          <w:p>
-            <w:r>
-              <w:rPr>
-                <w:rFonts w:ascii="Calibri" w:hAnsi="Calibri"/>
-                <w:sz w:val="20"/>
-              </w:rPr>
-              <w:t>Lista de favoritos vazia</w:t>
-            </w:r>
-          </w:p>
-        </w:tc>
-        <w:tc>
-          <w:tcPr>
-            <w:tcW w:type="dxa" w:w="4618"/>
-            <w:shd w:val="clear" w:color="auto" w:fill="F8FAFC"/>
-          </w:tcPr>
-          <w:p>
-            <w:r>
-              <w:rPr>
-                <w:rFonts w:ascii="Calibri" w:hAnsi="Calibri"/>
-                <w:sz w:val="20"/>
-              </w:rPr>
-              <w:t>"Nothing saved yet." com botao para explorar o catalogo.</w:t>
-            </w:r>
-          </w:p>
-        </w:tc>
-      </w:tr>
-      <w:tr>
-        <w:tc>
-          <w:tcPr>
-            <w:tcW w:type="dxa" w:w="4618"/>
-            <w:shd w:val="clear" w:color="auto" w:fill="FFFFFF"/>
-          </w:tcPr>
-          <w:p>
-            <w:r>
-              <w:rPr>
-                <w:rFonts w:ascii="Calibri" w:hAnsi="Calibri"/>
-                <w:sz w:val="20"/>
-              </w:rPr>
-              <w:t>Sem historico (recomendacoes)</w:t>
-            </w:r>
-          </w:p>
-        </w:tc>
-        <w:tc>
-          <w:tcPr>
-            <w:tcW w:type="dxa" w:w="4618"/>
-            <w:shd w:val="clear" w:color="auto" w:fill="FFFFFF"/>
-          </w:tcPr>
-          <w:p>
-            <w:r>
-              <w:rPr>
-                <w:rFonts w:ascii="Calibri" w:hAnsi="Calibri"/>
-                <w:sz w:val="20"/>
-              </w:rPr>
-              <w:t>A seccao de recomendacoes nao aparece na home se nao houver historico.</w:t>
+              <w:t>Mensagem de validação no campo correspondente</w:t>
             </w:r>
           </w:p>
         </w:tc>
@@ -1693,8 +2088,8 @@
     <w:p/>
     <w:sectPr>
       <w:footerReference w:type="default" r:id="rId9"/>
-      <w:pgSz w:w="12240" w:h="15840"/>
-      <w:pgMar w:top="1417" w:right="1417" w:bottom="1417" w:left="1587" w:header="720" w:footer="720" w:gutter="0"/>
+      <w:pgSz w:w="11906" w:h="16838"/>
+      <w:pgMar w:top="1417" w:right="1417" w:bottom="1417" w:left="1417" w:header="720" w:footer="720" w:gutter="0"/>
       <w:cols w:space="720"/>
       <w:docGrid w:linePitch="360"/>
     </w:sectPr>
@@ -1707,7 +2102,7 @@
   <w:p>
     <w:pPr>
       <w:pStyle w:val="Footer"/>
-      <w:jc w:val="center"/>
+      <w:jc w:val="right"/>
     </w:pPr>
     <w:r>
       <w:rPr>
@@ -1715,7 +2110,19 @@
         <w:sz w:val="18"/>
       </w:rPr>
       <w:fldChar w:fldCharType="begin"/>
-      <w:instrText xml:space="preserve">PAGE</w:instrText>
+    </w:r>
+    <w:r>
+      <w:rPr>
+        <w:color w:val="64748B"/>
+        <w:sz w:val="18"/>
+      </w:rPr>
+      <w:instrText> PAGE </w:instrText>
+    </w:r>
+    <w:r>
+      <w:rPr>
+        <w:color w:val="64748B"/>
+        <w:sz w:val="18"/>
+      </w:rPr>
       <w:fldChar w:fldCharType="end"/>
     </w:r>
   </w:p>
@@ -2085,10 +2492,6 @@
     <w:name w:val="Normal"/>
     <w:qFormat/>
     <w:rsid w:val="00FC693F"/>
-    <w:rPr>
-      <w:rFonts w:ascii="Calibri" w:hAnsi="Calibri"/>
-      <w:sz w:val="22"/>
-    </w:rPr>
   </w:style>
   <w:style w:type="paragraph" w:styleId="Header">
     <w:name w:val="header"/>
@@ -2149,11 +2552,11 @@
       <w:outlineLvl w:val="0"/>
     </w:pPr>
     <w:rPr>
-      <w:rFonts w:asciiTheme="majorHAnsi" w:eastAsiaTheme="majorEastAsia" w:hAnsiTheme="majorHAnsi" w:cstheme="majorBidi" w:ascii="Calibri" w:hAnsi="Calibri"/>
+      <w:rFonts w:asciiTheme="majorHAnsi" w:eastAsiaTheme="majorEastAsia" w:hAnsiTheme="majorHAnsi" w:cstheme="majorBidi"/>
       <w:b/>
       <w:bCs/>
-      <w:color w:val="0F172A"/>
-      <w:sz w:val="32"/>
+      <w:color w:val="365F91" w:themeColor="accent1" w:themeShade="BF"/>
+      <w:sz w:val="28"/>
       <w:szCs w:val="28"/>
     </w:rPr>
   </w:style>
@@ -2173,10 +2576,10 @@
       <w:outlineLvl w:val="1"/>
     </w:pPr>
     <w:rPr>
-      <w:rFonts w:asciiTheme="majorHAnsi" w:eastAsiaTheme="majorEastAsia" w:hAnsiTheme="majorHAnsi" w:cstheme="majorBidi" w:ascii="Calibri" w:hAnsi="Calibri"/>
+      <w:rFonts w:asciiTheme="majorHAnsi" w:eastAsiaTheme="majorEastAsia" w:hAnsiTheme="majorHAnsi" w:cstheme="majorBidi"/>
       <w:b/>
       <w:bCs/>
-      <w:color w:val="0F172A"/>
+      <w:color w:val="4F81BD" w:themeColor="accent1"/>
       <w:sz w:val="26"/>
       <w:szCs w:val="26"/>
     </w:rPr>
